--- a/task/이산구조론/2차 실습 보고서.docx
+++ b/task/이산구조론/2차 실습 보고서.docx
@@ -49,7 +49,17 @@
           <w:sz w:val="80"/>
           <w:szCs w:val="80"/>
         </w:rPr>
-        <w:t>1차 실습 보고서</w:t>
+        <w:t>2</w:t>
+      </w:r>
+      <w:r>
+        <w:rPr>
+          <w:rFonts w:ascii="Pretendard" w:eastAsia="Pretendard" w:hAnsi="Pretendard" w:hint="eastAsia"/>
+          <w:b/>
+          <w:bCs/>
+          <w:sz w:val="80"/>
+          <w:szCs w:val="80"/>
+        </w:rPr>
+        <w:t>차 실습 보고서</w:t>
       </w:r>
     </w:p>
     <w:p>
@@ -531,7 +541,7 @@
               </w:pBdr>
               <w:jc w:val="center"/>
               <w:rPr>
-                <w:rFonts w:ascii="Pretendard" w:eastAsia="Pretendard" w:hAnsi="Pretendard"/>
+                <w:rFonts w:ascii="Pretendard" w:eastAsia="Pretendard" w:hAnsi="Pretendard" w:hint="eastAsia"/>
               </w:rPr>
             </w:pPr>
             <w:r>
@@ -558,6 +568,12 @@
               </w:rPr>
               <w:t>.</w:t>
             </w:r>
+            <w:r>
+              <w:rPr>
+                <w:rFonts w:ascii="Pretendard" w:eastAsia="Pretendard" w:hAnsi="Pretendard" w:hint="eastAsia"/>
+              </w:rPr>
+              <w:t>05</w:t>
+            </w:r>
           </w:p>
         </w:tc>
       </w:tr>
@@ -636,7 +652,17 @@
           <w:szCs w:val="32"/>
         </w:rPr>
         <w:lastRenderedPageBreak/>
-        <w:t xml:space="preserve">2장 </w:t>
+        <w:t>6</w:t>
+      </w:r>
+      <w:r>
+        <w:rPr>
+          <w:rFonts w:ascii="Pretendard" w:eastAsia="Pretendard" w:hAnsi="Pretendard" w:hint="eastAsia"/>
+          <w:b/>
+          <w:bCs/>
+          <w:sz w:val="32"/>
+          <w:szCs w:val="32"/>
+        </w:rPr>
+        <w:t xml:space="preserve">장 </w:t>
       </w:r>
       <w:r>
         <w:rPr>
@@ -1251,7 +1277,7 @@
       <w:pPr>
         <w:ind w:left="440"/>
         <w:rPr>
-          <w:rFonts w:ascii="Pretendard" w:eastAsia="Pretendard" w:hAnsi="Pretendard" w:hint="eastAsia"/>
+          <w:rFonts w:ascii="Pretendard" w:eastAsia="Pretendard" w:hAnsi="Pretendard"/>
           <w:i/>
         </w:rPr>
       </w:pPr>
@@ -1411,7 +1437,7 @@
       <w:pPr>
         <w:ind w:left="800"/>
         <w:rPr>
-          <w:rFonts w:ascii="Pretendard" w:eastAsia="Pretendard" w:hAnsi="Pretendard" w:hint="eastAsia"/>
+          <w:rFonts w:ascii="Pretendard" w:eastAsia="Pretendard" w:hAnsi="Pretendard"/>
         </w:rPr>
       </w:pPr>
       <w:r>
@@ -1771,7 +1797,7 @@
           <w:numId w:val="7"/>
         </w:numPr>
         <w:rPr>
-          <w:rFonts w:ascii="Pretendard" w:eastAsia="Pretendard" w:hAnsi="Pretendard" w:hint="eastAsia"/>
+          <w:rFonts w:ascii="Pretendard" w:eastAsia="Pretendard" w:hAnsi="Pretendard"/>
           <w:sz w:val="24"/>
         </w:rPr>
       </w:pPr>
@@ -1782,6 +1808,3811 @@
         </w:rPr>
         <w:t>(1), (2)이 함수이다.</w:t>
       </w:r>
+    </w:p>
+    <w:p>
+      <w:pPr>
+        <w:spacing w:after="160"/>
+        <w:rPr>
+          <w:rFonts w:ascii="Pretendard" w:eastAsia="Pretendard" w:hAnsi="Pretendard" w:cstheme="minorBidi"/>
+          <w:kern w:val="2"/>
+          <w14:ligatures w14:val="standardContextual"/>
+        </w:rPr>
+      </w:pPr>
+      <w:r>
+        <w:rPr>
+          <w:rFonts w:ascii="Pretendard" w:eastAsia="Pretendard" w:hAnsi="Pretendard"/>
+        </w:rPr>
+        <w:br w:type="page"/>
+      </w:r>
+    </w:p>
+    <w:p>
+      <w:pPr>
+        <w:rPr>
+          <w:rFonts w:ascii="Pretendard" w:eastAsia="Pretendard" w:hAnsi="Pretendard"/>
+          <w:b/>
+          <w:bCs/>
+        </w:rPr>
+      </w:pPr>
+      <w:r>
+        <w:rPr>
+          <w:rFonts w:ascii="Pretendard" w:eastAsia="Pretendard" w:hAnsi="Pretendard" w:hint="eastAsia"/>
+          <w:b/>
+          <w:bCs/>
+          <w:sz w:val="32"/>
+          <w:szCs w:val="32"/>
+        </w:rPr>
+        <w:lastRenderedPageBreak/>
+        <w:t>7</w:t>
+      </w:r>
+      <w:r>
+        <w:rPr>
+          <w:rFonts w:ascii="Pretendard" w:eastAsia="Pretendard" w:hAnsi="Pretendard" w:hint="eastAsia"/>
+          <w:b/>
+          <w:bCs/>
+          <w:sz w:val="32"/>
+          <w:szCs w:val="32"/>
+        </w:rPr>
+        <w:t xml:space="preserve">장 </w:t>
+      </w:r>
+      <w:r>
+        <w:rPr>
+          <w:rFonts w:ascii="Pretendard" w:eastAsia="Pretendard" w:hAnsi="Pretendard" w:hint="eastAsia"/>
+          <w:b/>
+          <w:bCs/>
+          <w:sz w:val="32"/>
+          <w:szCs w:val="32"/>
+        </w:rPr>
+        <w:t>그래프</w:t>
+      </w:r>
+    </w:p>
+    <w:p>
+      <w:pPr>
+        <w:rPr>
+          <w:rFonts w:ascii="Pretendard" w:eastAsia="Pretendard" w:hAnsi="Pretendard"/>
+          <w:b/>
+          <w:bCs/>
+        </w:rPr>
+      </w:pPr>
+      <w:r>
+        <w:rPr>
+          <w:rFonts w:ascii="Pretendard" w:eastAsia="Pretendard" w:hAnsi="Pretendard" w:hint="eastAsia"/>
+          <w:b/>
+          <w:bCs/>
+        </w:rPr>
+        <w:t>Part 1. 진위 문제</w:t>
+      </w:r>
+    </w:p>
+    <w:p>
+      <w:pPr>
+        <w:ind w:left="440"/>
+        <w:rPr>
+          <w:rFonts w:ascii="Pretendard" w:eastAsia="Pretendard" w:hAnsi="Pretendard"/>
+        </w:rPr>
+      </w:pPr>
+      <w:r>
+        <w:rPr>
+          <w:rFonts w:ascii="Pretendard" w:eastAsia="Pretendard" w:hAnsi="Pretendard" w:hint="eastAsia"/>
+        </w:rPr>
+        <w:t>1. 그래프는 트리의 부분 집합에 속한다.</w:t>
+      </w:r>
+    </w:p>
+    <w:p>
+      <w:pPr>
+        <w:pStyle w:val="a6"/>
+        <w:numPr>
+          <w:ilvl w:val="0"/>
+          <w:numId w:val="7"/>
+        </w:numPr>
+        <w:rPr>
+          <w:rFonts w:ascii="Pretendard" w:eastAsia="Pretendard" w:hAnsi="Pretendard"/>
+          <w:sz w:val="24"/>
+        </w:rPr>
+      </w:pPr>
+      <w:r>
+        <w:rPr>
+          <w:rFonts w:ascii="Pretendard" w:eastAsia="Pretendard" w:hAnsi="Pretendard" w:hint="eastAsia"/>
+          <w:sz w:val="24"/>
+        </w:rPr>
+        <w:t>풀이과정</w:t>
+      </w:r>
+    </w:p>
+    <w:p>
+      <w:pPr>
+        <w:pStyle w:val="a6"/>
+        <w:numPr>
+          <w:ilvl w:val="1"/>
+          <w:numId w:val="7"/>
+        </w:numPr>
+        <w:rPr>
+          <w:rFonts w:ascii="Pretendard" w:eastAsia="Pretendard" w:hAnsi="Pretendard"/>
+          <w:sz w:val="24"/>
+        </w:rPr>
+      </w:pPr>
+      <w:r>
+        <w:rPr>
+          <w:rFonts w:ascii="Pretendard" w:eastAsia="Pretendard" w:hAnsi="Pretendard" w:hint="eastAsia"/>
+          <w:sz w:val="24"/>
+        </w:rPr>
+        <w:t>트리는 그래프의 한 종류, 즉 그래프의 부분 집합이다.</w:t>
+      </w:r>
+    </w:p>
+    <w:p>
+      <w:pPr>
+        <w:pStyle w:val="a6"/>
+        <w:numPr>
+          <w:ilvl w:val="1"/>
+          <w:numId w:val="7"/>
+        </w:numPr>
+        <w:rPr>
+          <w:rFonts w:ascii="Pretendard" w:eastAsia="Pretendard" w:hAnsi="Pretendard"/>
+          <w:sz w:val="24"/>
+        </w:rPr>
+      </w:pPr>
+      <w:r>
+        <w:rPr>
+          <w:rFonts w:ascii="Pretendard" w:eastAsia="Pretendard" w:hAnsi="Pretendard" w:hint="eastAsia"/>
+          <w:sz w:val="24"/>
+        </w:rPr>
+        <w:t>트리는 노드와 간선으로 구성되며, 반드시 순환(사이클)이 없고, 계층적(부모-자식) 구조를 가지는 특수한 그래프이다.</w:t>
+      </w:r>
+    </w:p>
+    <w:p>
+      <w:pPr>
+        <w:pStyle w:val="a6"/>
+        <w:numPr>
+          <w:ilvl w:val="1"/>
+          <w:numId w:val="7"/>
+        </w:numPr>
+        <w:rPr>
+          <w:rFonts w:ascii="Pretendard" w:eastAsia="Pretendard" w:hAnsi="Pretendard"/>
+          <w:sz w:val="24"/>
+        </w:rPr>
+      </w:pPr>
+      <w:r>
+        <w:rPr>
+          <w:rFonts w:ascii="Pretendard" w:eastAsia="Pretendard" w:hAnsi="Pretendard" w:hint="eastAsia"/>
+          <w:sz w:val="24"/>
+        </w:rPr>
+        <w:t>그래프는 트리보다 더 넓은 개념으로, 순환이 있을 수도 있고, 방향성이나 루트 노드, 부모-자식 관계 등에 제한이 없다.</w:t>
+      </w:r>
+    </w:p>
+    <w:p>
+      <w:pPr>
+        <w:pStyle w:val="a6"/>
+        <w:numPr>
+          <w:ilvl w:val="0"/>
+          <w:numId w:val="7"/>
+        </w:numPr>
+        <w:rPr>
+          <w:rFonts w:ascii="Pretendard" w:eastAsia="Pretendard" w:hAnsi="Pretendard"/>
+          <w:sz w:val="24"/>
+        </w:rPr>
+      </w:pPr>
+      <w:r>
+        <w:rPr>
+          <w:rFonts w:ascii="Pretendard" w:eastAsia="Pretendard" w:hAnsi="Pretendard" w:hint="eastAsia"/>
+          <w:sz w:val="24"/>
+        </w:rPr>
+        <w:t xml:space="preserve">정답 : </w:t>
+      </w:r>
+      <w:r>
+        <w:rPr>
+          <w:rFonts w:ascii="Pretendard" w:eastAsia="Pretendard" w:hAnsi="Pretendard" w:hint="eastAsia"/>
+          <w:sz w:val="24"/>
+        </w:rPr>
+        <w:t>틀렸다.</w:t>
+      </w:r>
+    </w:p>
+    <w:p>
+      <w:pPr>
+        <w:rPr>
+          <w:rFonts w:ascii="Pretendard" w:eastAsia="Pretendard" w:hAnsi="Pretendard"/>
+        </w:rPr>
+      </w:pPr>
+    </w:p>
+    <w:p>
+      <w:pPr>
+        <w:ind w:firstLine="440"/>
+        <w:rPr>
+          <w:rFonts w:ascii="Pretendard" w:eastAsia="Pretendard" w:hAnsi="Pretendard"/>
+        </w:rPr>
+      </w:pPr>
+      <w:r>
+        <w:rPr>
+          <w:rFonts w:ascii="Pretendard" w:eastAsia="Pretendard" w:hAnsi="Pretendard" w:hint="eastAsia"/>
+        </w:rPr>
+        <w:t>2. 방향 그래프는 루프를 가질 수 있다.</w:t>
+      </w:r>
+    </w:p>
+    <w:p>
+      <w:pPr>
+        <w:pStyle w:val="a6"/>
+        <w:numPr>
+          <w:ilvl w:val="0"/>
+          <w:numId w:val="7"/>
+        </w:numPr>
+        <w:rPr>
+          <w:rFonts w:ascii="Pretendard" w:eastAsia="Pretendard" w:hAnsi="Pretendard"/>
+          <w:sz w:val="24"/>
+        </w:rPr>
+      </w:pPr>
+      <w:r>
+        <w:rPr>
+          <w:rFonts w:ascii="Pretendard" w:eastAsia="Pretendard" w:hAnsi="Pretendard" w:hint="eastAsia"/>
+          <w:sz w:val="24"/>
+        </w:rPr>
+        <w:t>풀이과정</w:t>
+      </w:r>
+    </w:p>
+    <w:p>
+      <w:pPr>
+        <w:pStyle w:val="a6"/>
+        <w:numPr>
+          <w:ilvl w:val="1"/>
+          <w:numId w:val="7"/>
+        </w:numPr>
+        <w:rPr>
+          <w:rFonts w:ascii="Pretendard" w:eastAsia="Pretendard" w:hAnsi="Pretendard"/>
+          <w:sz w:val="24"/>
+        </w:rPr>
+      </w:pPr>
+      <w:r>
+        <w:rPr>
+          <w:rFonts w:ascii="Pretendard" w:eastAsia="Pretendard" w:hAnsi="Pretendard" w:hint="eastAsia"/>
+          <w:sz w:val="24"/>
+        </w:rPr>
+        <w:t xml:space="preserve"> 방향 그래프는 간선에 방향이 있는 그래프를 의미하며, 특정 노드에서 출발하여 방향을 따라 다시 자기 자신으로 돌아오는 경로가 존재할 수 있다.</w:t>
+      </w:r>
+    </w:p>
+    <w:p>
+      <w:pPr>
+        <w:pStyle w:val="a6"/>
+        <w:numPr>
+          <w:ilvl w:val="0"/>
+          <w:numId w:val="7"/>
+        </w:numPr>
+        <w:ind w:firstLine="440"/>
+        <w:rPr>
+          <w:rFonts w:ascii="Pretendard" w:eastAsia="Pretendard" w:hAnsi="Pretendard"/>
+          <w:sz w:val="24"/>
+        </w:rPr>
+      </w:pPr>
+      <w:r>
+        <w:rPr>
+          <w:rFonts w:ascii="Pretendard" w:eastAsia="Pretendard" w:hAnsi="Pretendard" w:hint="eastAsia"/>
+          <w:sz w:val="24"/>
+        </w:rPr>
+        <w:t xml:space="preserve">정답 : </w:t>
+      </w:r>
+      <w:r>
+        <w:rPr>
+          <w:rFonts w:ascii="Pretendard" w:eastAsia="Pretendard" w:hAnsi="Pretendard" w:hint="eastAsia"/>
+          <w:sz w:val="24"/>
+        </w:rPr>
+        <w:t>맞다.</w:t>
+      </w:r>
+    </w:p>
+    <w:p>
+      <w:pPr>
+        <w:rPr>
+          <w:rFonts w:ascii="Pretendard" w:eastAsia="Pretendard" w:hAnsi="Pretendard"/>
+        </w:rPr>
+      </w:pPr>
+    </w:p>
+    <w:p>
+      <w:pPr>
+        <w:rPr>
+          <w:rFonts w:ascii="Pretendard" w:eastAsia="Pretendard" w:hAnsi="Pretendard"/>
+          <w:b/>
+          <w:bCs/>
+        </w:rPr>
+      </w:pPr>
+      <w:r>
+        <w:rPr>
+          <w:rFonts w:ascii="Pretendard" w:eastAsia="Pretendard" w:hAnsi="Pretendard" w:hint="eastAsia"/>
+          <w:b/>
+          <w:bCs/>
+        </w:rPr>
+        <w:t xml:space="preserve">Part </w:t>
+      </w:r>
+      <w:r>
+        <w:rPr>
+          <w:rFonts w:ascii="Pretendard" w:eastAsia="Pretendard" w:hAnsi="Pretendard" w:hint="eastAsia"/>
+          <w:b/>
+          <w:bCs/>
+        </w:rPr>
+        <w:t>2</w:t>
+      </w:r>
+      <w:r>
+        <w:rPr>
+          <w:rFonts w:ascii="Pretendard" w:eastAsia="Pretendard" w:hAnsi="Pretendard" w:hint="eastAsia"/>
+          <w:b/>
+          <w:bCs/>
+        </w:rPr>
+        <w:t xml:space="preserve">. </w:t>
+      </w:r>
+      <w:r>
+        <w:rPr>
+          <w:rFonts w:ascii="Pretendard" w:eastAsia="Pretendard" w:hAnsi="Pretendard" w:hint="eastAsia"/>
+          <w:b/>
+          <w:bCs/>
+        </w:rPr>
+        <w:t>선택</w:t>
+      </w:r>
+      <w:r>
+        <w:rPr>
+          <w:rFonts w:ascii="Pretendard" w:eastAsia="Pretendard" w:hAnsi="Pretendard" w:hint="eastAsia"/>
+          <w:b/>
+          <w:bCs/>
+        </w:rPr>
+        <w:t xml:space="preserve"> 문제</w:t>
+      </w:r>
+    </w:p>
+    <w:p>
+      <w:pPr>
+        <w:ind w:left="440"/>
+        <w:rPr>
+          <w:rFonts w:ascii="Pretendard" w:eastAsia="Pretendard" w:hAnsi="Pretendard"/>
+        </w:rPr>
+      </w:pPr>
+      <w:r>
+        <w:rPr>
+          <w:rFonts w:ascii="Pretendard" w:eastAsia="Pretendard" w:hAnsi="Pretendard" w:hint="eastAsia"/>
+        </w:rPr>
+        <w:t xml:space="preserve">1. 다음 중 </w:t>
+      </w:r>
+      <w:proofErr w:type="spellStart"/>
+      <w:r>
+        <w:rPr>
+          <w:rFonts w:ascii="Pretendard" w:eastAsia="Pretendard" w:hAnsi="Pretendard" w:hint="eastAsia"/>
+        </w:rPr>
+        <w:t>오일러</w:t>
+      </w:r>
+      <w:proofErr w:type="spellEnd"/>
+      <w:r>
+        <w:rPr>
+          <w:rFonts w:ascii="Pretendard" w:eastAsia="Pretendard" w:hAnsi="Pretendard" w:hint="eastAsia"/>
+        </w:rPr>
+        <w:t xml:space="preserve"> 그래프인 것은?</w:t>
+      </w:r>
+      <w:r>
+        <w:rPr>
+          <w:rFonts w:ascii="Pretendard" w:eastAsia="Pretendard" w:hAnsi="Pretendard" w:hint="eastAsia"/>
+          <w:noProof/>
+          <w14:ligatures w14:val="standardContextual"/>
+        </w:rPr>
+        <w:drawing>
+          <wp:inline distT="0" distB="0" distL="0" distR="0" wp14:anchorId="1DA8F064" wp14:editId="4AABDE07">
+            <wp:extent cx="4508500" cy="2603500"/>
+            <wp:effectExtent l="0" t="0" r="0" b="0"/>
+            <wp:docPr id="1226158999" name="그림 1" descr="라인, 도표, 종이접기, 디자인이(가) 표시된 사진&#10;&#10;AI가 생성한 콘텐츠는 부정확할 수 있습니다."/>
+            <wp:cNvGraphicFramePr>
+              <a:graphicFrameLocks xmlns:a="http://schemas.openxmlformats.org/drawingml/2006/main" noChangeAspect="1"/>
+            </wp:cNvGraphicFramePr>
+            <a:graphic xmlns:a="http://schemas.openxmlformats.org/drawingml/2006/main">
+              <a:graphicData uri="http://schemas.openxmlformats.org/drawingml/2006/picture">
+                <pic:pic xmlns:pic="http://schemas.openxmlformats.org/drawingml/2006/picture">
+                  <pic:nvPicPr>
+                    <pic:cNvPr id="1226158999" name="그림 1" descr="라인, 도표, 종이접기, 디자인이(가) 표시된 사진&#10;&#10;AI가 생성한 콘텐츠는 부정확할 수 있습니다."/>
+                    <pic:cNvPicPr/>
+                  </pic:nvPicPr>
+                  <pic:blipFill>
+                    <a:blip r:embed="rId10">
+                      <a:extLst>
+                        <a:ext uri="{28A0092B-C50C-407E-A947-70E740481C1C}">
+                          <a14:useLocalDpi xmlns:a14="http://schemas.microsoft.com/office/drawing/2010/main" val="0"/>
+                        </a:ext>
+                      </a:extLst>
+                    </a:blip>
+                    <a:stretch>
+                      <a:fillRect/>
+                    </a:stretch>
+                  </pic:blipFill>
+                  <pic:spPr>
+                    <a:xfrm>
+                      <a:off x="0" y="0"/>
+                      <a:ext cx="4508500" cy="2603500"/>
+                    </a:xfrm>
+                    <a:prstGeom prst="rect">
+                      <a:avLst/>
+                    </a:prstGeom>
+                  </pic:spPr>
+                </pic:pic>
+              </a:graphicData>
+            </a:graphic>
+          </wp:inline>
+        </w:drawing>
+      </w:r>
+    </w:p>
+    <w:p>
+      <w:pPr>
+        <w:pStyle w:val="a6"/>
+        <w:numPr>
+          <w:ilvl w:val="0"/>
+          <w:numId w:val="7"/>
+        </w:numPr>
+        <w:rPr>
+          <w:rFonts w:ascii="Pretendard" w:eastAsia="Pretendard" w:hAnsi="Pretendard"/>
+          <w:sz w:val="24"/>
+        </w:rPr>
+      </w:pPr>
+      <w:r>
+        <w:rPr>
+          <w:rFonts w:ascii="Pretendard" w:eastAsia="Pretendard" w:hAnsi="Pretendard" w:hint="eastAsia"/>
+          <w:sz w:val="24"/>
+        </w:rPr>
+        <w:t>풀이과정</w:t>
+      </w:r>
+    </w:p>
+    <w:p>
+      <w:pPr>
+        <w:ind w:firstLine="800"/>
+        <w:rPr>
+          <w:rFonts w:ascii="Pretendard" w:eastAsia="Pretendard" w:hAnsi="Pretendard"/>
+        </w:rPr>
+      </w:pPr>
+      <w:r>
+        <w:rPr>
+          <w:noProof/>
+        </w:rPr>
+        <w:lastRenderedPageBreak/>
+        <w:drawing>
+          <wp:inline distT="0" distB="0" distL="0" distR="0" wp14:anchorId="02BAEE85" wp14:editId="3C7EB5D7">
+            <wp:extent cx="4343400" cy="2568688"/>
+            <wp:effectExtent l="0" t="0" r="0" b="0"/>
+            <wp:docPr id="1967692465" name="그림 2" descr="라인, 도표, 종이접기이(가) 표시된 사진&#10;&#10;AI가 생성한 콘텐츠는 부정확할 수 있습니다."/>
+            <wp:cNvGraphicFramePr>
+              <a:graphicFrameLocks xmlns:a="http://schemas.openxmlformats.org/drawingml/2006/main" noChangeAspect="1"/>
+            </wp:cNvGraphicFramePr>
+            <a:graphic xmlns:a="http://schemas.openxmlformats.org/drawingml/2006/main">
+              <a:graphicData uri="http://schemas.openxmlformats.org/drawingml/2006/picture">
+                <pic:pic xmlns:pic="http://schemas.openxmlformats.org/drawingml/2006/picture">
+                  <pic:nvPicPr>
+                    <pic:cNvPr id="1967692465" name="그림 2" descr="라인, 도표, 종이접기이(가) 표시된 사진&#10;&#10;AI가 생성한 콘텐츠는 부정확할 수 있습니다."/>
+                    <pic:cNvPicPr/>
+                  </pic:nvPicPr>
+                  <pic:blipFill>
+                    <a:blip r:embed="rId11" cstate="print">
+                      <a:extLst>
+                        <a:ext uri="{28A0092B-C50C-407E-A947-70E740481C1C}">
+                          <a14:useLocalDpi xmlns:a14="http://schemas.microsoft.com/office/drawing/2010/main" val="0"/>
+                        </a:ext>
+                      </a:extLst>
+                    </a:blip>
+                    <a:stretch>
+                      <a:fillRect/>
+                    </a:stretch>
+                  </pic:blipFill>
+                  <pic:spPr>
+                    <a:xfrm>
+                      <a:off x="0" y="0"/>
+                      <a:ext cx="4361996" cy="2579685"/>
+                    </a:xfrm>
+                    <a:prstGeom prst="rect">
+                      <a:avLst/>
+                    </a:prstGeom>
+                  </pic:spPr>
+                </pic:pic>
+              </a:graphicData>
+            </a:graphic>
+          </wp:inline>
+        </w:drawing>
+      </w:r>
+    </w:p>
+    <w:p>
+      <w:pPr>
+        <w:pStyle w:val="a6"/>
+        <w:numPr>
+          <w:ilvl w:val="1"/>
+          <w:numId w:val="7"/>
+        </w:numPr>
+        <w:rPr>
+          <w:rFonts w:ascii="Pretendard" w:eastAsia="Pretendard" w:hAnsi="Pretendard"/>
+          <w:sz w:val="24"/>
+        </w:rPr>
+      </w:pPr>
+      <w:proofErr w:type="spellStart"/>
+      <w:r>
+        <w:rPr>
+          <w:rFonts w:ascii="Pretendard" w:eastAsia="Pretendard" w:hAnsi="Pretendard" w:hint="eastAsia"/>
+          <w:sz w:val="24"/>
+        </w:rPr>
+        <w:t>오일러</w:t>
+      </w:r>
+      <w:proofErr w:type="spellEnd"/>
+      <w:r>
+        <w:rPr>
+          <w:rFonts w:ascii="Pretendard" w:eastAsia="Pretendard" w:hAnsi="Pretendard" w:hint="eastAsia"/>
+          <w:sz w:val="24"/>
+        </w:rPr>
+        <w:t xml:space="preserve"> 그래프의 조건</w:t>
+      </w:r>
+    </w:p>
+    <w:p>
+      <w:pPr>
+        <w:pStyle w:val="a6"/>
+        <w:numPr>
+          <w:ilvl w:val="2"/>
+          <w:numId w:val="7"/>
+        </w:numPr>
+        <w:rPr>
+          <w:rFonts w:ascii="Pretendard" w:eastAsia="Pretendard" w:hAnsi="Pretendard"/>
+          <w:sz w:val="24"/>
+        </w:rPr>
+      </w:pPr>
+      <w:r>
+        <w:rPr>
+          <w:rFonts w:ascii="Pretendard" w:eastAsia="Pretendard" w:hAnsi="Pretendard" w:hint="eastAsia"/>
+          <w:sz w:val="24"/>
+        </w:rPr>
+        <w:t xml:space="preserve">모든 정점의 차수가 </w:t>
+      </w:r>
+      <w:r>
+        <w:rPr>
+          <w:rFonts w:ascii="Pretendard" w:eastAsia="Pretendard" w:hAnsi="Pretendard" w:hint="eastAsia"/>
+          <w:sz w:val="24"/>
+        </w:rPr>
+        <w:t>짝수인 경우</w:t>
+      </w:r>
+    </w:p>
+    <w:p>
+      <w:pPr>
+        <w:pStyle w:val="a6"/>
+        <w:numPr>
+          <w:ilvl w:val="2"/>
+          <w:numId w:val="7"/>
+        </w:numPr>
+        <w:rPr>
+          <w:rFonts w:ascii="Pretendard" w:eastAsia="Pretendard" w:hAnsi="Pretendard"/>
+          <w:sz w:val="24"/>
+        </w:rPr>
+      </w:pPr>
+      <w:r>
+        <w:rPr>
+          <w:rFonts w:ascii="Pretendard" w:eastAsia="Pretendard" w:hAnsi="Pretendard" w:hint="eastAsia"/>
+          <w:sz w:val="24"/>
+        </w:rPr>
+        <w:t>시작점과 끝점이 같은 경우</w:t>
+      </w:r>
+    </w:p>
+    <w:p>
+      <w:pPr>
+        <w:pStyle w:val="a6"/>
+        <w:numPr>
+          <w:ilvl w:val="1"/>
+          <w:numId w:val="7"/>
+        </w:numPr>
+        <w:rPr>
+          <w:rFonts w:ascii="Pretendard" w:eastAsia="Pretendard" w:hAnsi="Pretendard"/>
+          <w:sz w:val="24"/>
+        </w:rPr>
+      </w:pPr>
+      <w:proofErr w:type="spellStart"/>
+      <w:r>
+        <w:rPr>
+          <w:rFonts w:ascii="Pretendard" w:eastAsia="Pretendard" w:hAnsi="Pretendard" w:hint="eastAsia"/>
+          <w:sz w:val="24"/>
+        </w:rPr>
+        <w:t>오일러</w:t>
+      </w:r>
+      <w:proofErr w:type="spellEnd"/>
+      <w:r>
+        <w:rPr>
+          <w:rFonts w:ascii="Pretendard" w:eastAsia="Pretendard" w:hAnsi="Pretendard" w:hint="eastAsia"/>
+          <w:sz w:val="24"/>
+        </w:rPr>
+        <w:t xml:space="preserve"> 경로의 조건</w:t>
+      </w:r>
+    </w:p>
+    <w:p>
+      <w:pPr>
+        <w:pStyle w:val="a6"/>
+        <w:numPr>
+          <w:ilvl w:val="2"/>
+          <w:numId w:val="7"/>
+        </w:numPr>
+        <w:rPr>
+          <w:rFonts w:ascii="Pretendard" w:eastAsia="Pretendard" w:hAnsi="Pretendard"/>
+          <w:sz w:val="24"/>
+        </w:rPr>
+      </w:pPr>
+      <w:r>
+        <w:rPr>
+          <w:rFonts w:ascii="Pretendard" w:eastAsia="Pretendard" w:hAnsi="Pretendard" w:hint="eastAsia"/>
+          <w:sz w:val="24"/>
+        </w:rPr>
+        <w:t>홀수 차수를 가진 정점이 0개이거나 2개인 경우</w:t>
+      </w:r>
+    </w:p>
+    <w:p>
+      <w:pPr>
+        <w:pStyle w:val="a6"/>
+        <w:numPr>
+          <w:ilvl w:val="2"/>
+          <w:numId w:val="7"/>
+        </w:numPr>
+        <w:rPr>
+          <w:rFonts w:ascii="Pretendard" w:eastAsia="Pretendard" w:hAnsi="Pretendard"/>
+          <w:sz w:val="24"/>
+        </w:rPr>
+      </w:pPr>
+      <w:r>
+        <w:rPr>
+          <w:rFonts w:ascii="Pretendard" w:eastAsia="Pretendard" w:hAnsi="Pretendard" w:hint="eastAsia"/>
+          <w:sz w:val="24"/>
+        </w:rPr>
+        <w:t>시작점과 끝점이 다른 경우</w:t>
+      </w:r>
+    </w:p>
+    <w:p>
+      <w:pPr>
+        <w:pStyle w:val="a6"/>
+        <w:numPr>
+          <w:ilvl w:val="1"/>
+          <w:numId w:val="7"/>
+        </w:numPr>
+        <w:rPr>
+          <w:rFonts w:ascii="Pretendard" w:eastAsia="Pretendard" w:hAnsi="Pretendard"/>
+          <w:sz w:val="24"/>
+        </w:rPr>
+      </w:pPr>
+      <w:r>
+        <w:rPr>
+          <w:rFonts w:ascii="Pretendard" w:eastAsia="Pretendard" w:hAnsi="Pretendard" w:hint="eastAsia"/>
+          <w:sz w:val="24"/>
+        </w:rPr>
+        <w:t xml:space="preserve">따라서 1번은 </w:t>
+      </w:r>
+      <w:proofErr w:type="spellStart"/>
+      <w:r>
+        <w:rPr>
+          <w:rFonts w:ascii="Pretendard" w:eastAsia="Pretendard" w:hAnsi="Pretendard" w:hint="eastAsia"/>
+          <w:sz w:val="24"/>
+        </w:rPr>
+        <w:t>오일러</w:t>
+      </w:r>
+      <w:proofErr w:type="spellEnd"/>
+      <w:r>
+        <w:rPr>
+          <w:rFonts w:ascii="Pretendard" w:eastAsia="Pretendard" w:hAnsi="Pretendard" w:hint="eastAsia"/>
+          <w:sz w:val="24"/>
+        </w:rPr>
+        <w:t xml:space="preserve"> 경로는 존재하지만, </w:t>
+      </w:r>
+      <w:proofErr w:type="spellStart"/>
+      <w:r>
+        <w:rPr>
+          <w:rFonts w:ascii="Pretendard" w:eastAsia="Pretendard" w:hAnsi="Pretendard" w:hint="eastAsia"/>
+          <w:sz w:val="24"/>
+        </w:rPr>
+        <w:t>오일러</w:t>
+      </w:r>
+      <w:proofErr w:type="spellEnd"/>
+      <w:r>
+        <w:rPr>
+          <w:rFonts w:ascii="Pretendard" w:eastAsia="Pretendard" w:hAnsi="Pretendard" w:hint="eastAsia"/>
+          <w:sz w:val="24"/>
+        </w:rPr>
+        <w:t xml:space="preserve"> 그래프는 아니다.</w:t>
+      </w:r>
+    </w:p>
+    <w:p>
+      <w:pPr>
+        <w:pStyle w:val="a6"/>
+        <w:numPr>
+          <w:ilvl w:val="0"/>
+          <w:numId w:val="7"/>
+        </w:numPr>
+        <w:rPr>
+          <w:rFonts w:ascii="Pretendard" w:eastAsia="Pretendard" w:hAnsi="Pretendard"/>
+          <w:sz w:val="24"/>
+        </w:rPr>
+      </w:pPr>
+      <w:r>
+        <w:rPr>
+          <w:rFonts w:ascii="Pretendard" w:eastAsia="Pretendard" w:hAnsi="Pretendard" w:hint="eastAsia"/>
+          <w:sz w:val="24"/>
+        </w:rPr>
+        <w:t xml:space="preserve">정답 : </w:t>
+      </w:r>
+      <w:r>
+        <w:rPr>
+          <w:rFonts w:ascii="Pretendard" w:eastAsia="Pretendard" w:hAnsi="Pretendard" w:hint="eastAsia"/>
+          <w:sz w:val="24"/>
+        </w:rPr>
+        <w:t>없다.</w:t>
+      </w:r>
+    </w:p>
+    <w:p>
+      <w:pPr>
+        <w:spacing w:after="160"/>
+        <w:rPr>
+          <w:rFonts w:ascii="Pretendard" w:eastAsia="Pretendard" w:hAnsi="Pretendard"/>
+        </w:rPr>
+      </w:pPr>
+      <w:r>
+        <w:rPr>
+          <w:rFonts w:ascii="Pretendard" w:eastAsia="Pretendard" w:hAnsi="Pretendard"/>
+        </w:rPr>
+        <w:br w:type="page"/>
+      </w:r>
+    </w:p>
+    <w:p>
+      <w:pPr>
+        <w:rPr>
+          <w:rFonts w:ascii="Pretendard" w:eastAsia="Pretendard" w:hAnsi="Pretendard"/>
+        </w:rPr>
+      </w:pPr>
+      <w:r>
+        <w:rPr>
+          <w:rFonts w:ascii="Pretendard" w:eastAsia="Pretendard" w:hAnsi="Pretendard"/>
+          <w:noProof/>
+          <w14:ligatures w14:val="standardContextual"/>
+        </w:rPr>
+        <w:lastRenderedPageBreak/>
+        <w:drawing>
+          <wp:inline distT="0" distB="0" distL="0" distR="0" wp14:anchorId="1298D709" wp14:editId="4E429226">
+            <wp:extent cx="3695998" cy="2318658"/>
+            <wp:effectExtent l="0" t="0" r="0" b="5715"/>
+            <wp:docPr id="454643472" name="그림 5" descr="텍스트, 라인, 스크린샷, 도표이(가) 표시된 사진&#10;&#10;AI가 생성한 콘텐츠는 부정확할 수 있습니다."/>
+            <wp:cNvGraphicFramePr>
+              <a:graphicFrameLocks xmlns:a="http://schemas.openxmlformats.org/drawingml/2006/main" noChangeAspect="1"/>
+            </wp:cNvGraphicFramePr>
+            <a:graphic xmlns:a="http://schemas.openxmlformats.org/drawingml/2006/main">
+              <a:graphicData uri="http://schemas.openxmlformats.org/drawingml/2006/picture">
+                <pic:pic xmlns:pic="http://schemas.openxmlformats.org/drawingml/2006/picture">
+                  <pic:nvPicPr>
+                    <pic:cNvPr id="454643472" name="그림 5" descr="텍스트, 라인, 스크린샷, 도표이(가) 표시된 사진&#10;&#10;AI가 생성한 콘텐츠는 부정확할 수 있습니다."/>
+                    <pic:cNvPicPr/>
+                  </pic:nvPicPr>
+                  <pic:blipFill>
+                    <a:blip r:embed="rId12" cstate="print">
+                      <a:extLst>
+                        <a:ext uri="{28A0092B-C50C-407E-A947-70E740481C1C}">
+                          <a14:useLocalDpi xmlns:a14="http://schemas.microsoft.com/office/drawing/2010/main" val="0"/>
+                        </a:ext>
+                      </a:extLst>
+                    </a:blip>
+                    <a:stretch>
+                      <a:fillRect/>
+                    </a:stretch>
+                  </pic:blipFill>
+                  <pic:spPr>
+                    <a:xfrm>
+                      <a:off x="0" y="0"/>
+                      <a:ext cx="3727281" cy="2338283"/>
+                    </a:xfrm>
+                    <a:prstGeom prst="rect">
+                      <a:avLst/>
+                    </a:prstGeom>
+                  </pic:spPr>
+                </pic:pic>
+              </a:graphicData>
+            </a:graphic>
+          </wp:inline>
+        </w:drawing>
+      </w:r>
+    </w:p>
+    <w:p>
+      <w:pPr>
+        <w:pStyle w:val="a6"/>
+        <w:numPr>
+          <w:ilvl w:val="0"/>
+          <w:numId w:val="7"/>
+        </w:numPr>
+        <w:rPr>
+          <w:rFonts w:ascii="Pretendard" w:eastAsia="Pretendard" w:hAnsi="Pretendard"/>
+          <w:sz w:val="24"/>
+        </w:rPr>
+      </w:pPr>
+      <w:r>
+        <w:rPr>
+          <w:rFonts w:ascii="Pretendard" w:eastAsia="Pretendard" w:hAnsi="Pretendard" w:hint="eastAsia"/>
+          <w:sz w:val="24"/>
+        </w:rPr>
+        <w:t>풀이과정</w:t>
+      </w:r>
+    </w:p>
+    <w:p>
+      <w:pPr>
+        <w:ind w:left="360" w:firstLine="440"/>
+        <w:rPr>
+          <w:rFonts w:ascii="Pretendard" w:eastAsia="Pretendard" w:hAnsi="Pretendard"/>
+        </w:rPr>
+      </w:pPr>
+      <w:r>
+        <w:rPr>
+          <w:rFonts w:ascii="Pretendard" w:eastAsia="Pretendard" w:hAnsi="Pretendard" w:hint="eastAsia"/>
+          <w:noProof/>
+          <w14:ligatures w14:val="standardContextual"/>
+        </w:rPr>
+        <w:drawing>
+          <wp:inline distT="0" distB="0" distL="0" distR="0" wp14:anchorId="49A24842" wp14:editId="12046926">
+            <wp:extent cx="2746706" cy="1616529"/>
+            <wp:effectExtent l="0" t="0" r="0" b="0"/>
+            <wp:docPr id="538195463" name="그림 4" descr="라인이(가) 표시된 사진&#10;&#10;AI가 생성한 콘텐츠는 부정확할 수 있습니다."/>
+            <wp:cNvGraphicFramePr>
+              <a:graphicFrameLocks xmlns:a="http://schemas.openxmlformats.org/drawingml/2006/main" noChangeAspect="1"/>
+            </wp:cNvGraphicFramePr>
+            <a:graphic xmlns:a="http://schemas.openxmlformats.org/drawingml/2006/main">
+              <a:graphicData uri="http://schemas.openxmlformats.org/drawingml/2006/picture">
+                <pic:pic xmlns:pic="http://schemas.openxmlformats.org/drawingml/2006/picture">
+                  <pic:nvPicPr>
+                    <pic:cNvPr id="538195463" name="그림 4" descr="라인이(가) 표시된 사진&#10;&#10;AI가 생성한 콘텐츠는 부정확할 수 있습니다."/>
+                    <pic:cNvPicPr/>
+                  </pic:nvPicPr>
+                  <pic:blipFill>
+                    <a:blip r:embed="rId13" cstate="print">
+                      <a:extLst>
+                        <a:ext uri="{28A0092B-C50C-407E-A947-70E740481C1C}">
+                          <a14:useLocalDpi xmlns:a14="http://schemas.microsoft.com/office/drawing/2010/main" val="0"/>
+                        </a:ext>
+                      </a:extLst>
+                    </a:blip>
+                    <a:stretch>
+                      <a:fillRect/>
+                    </a:stretch>
+                  </pic:blipFill>
+                  <pic:spPr>
+                    <a:xfrm>
+                      <a:off x="0" y="0"/>
+                      <a:ext cx="2756899" cy="1622528"/>
+                    </a:xfrm>
+                    <a:prstGeom prst="rect">
+                      <a:avLst/>
+                    </a:prstGeom>
+                  </pic:spPr>
+                </pic:pic>
+              </a:graphicData>
+            </a:graphic>
+          </wp:inline>
+        </w:drawing>
+      </w:r>
+    </w:p>
+    <w:p>
+      <w:pPr>
+        <w:pStyle w:val="a6"/>
+        <w:numPr>
+          <w:ilvl w:val="1"/>
+          <w:numId w:val="7"/>
+        </w:numPr>
+        <w:rPr>
+          <w:rFonts w:ascii="Pretendard" w:eastAsia="Pretendard" w:hAnsi="Pretendard"/>
+          <w:sz w:val="24"/>
+        </w:rPr>
+      </w:pPr>
+      <w:r>
+        <w:rPr>
+          <w:rFonts w:ascii="Pretendard" w:eastAsia="Pretendard" w:hAnsi="Pretendard"/>
+          <w:sz w:val="24"/>
+        </w:rPr>
+        <w:t>A</w:t>
+      </w:r>
+      <w:r>
+        <w:rPr>
+          <w:rFonts w:ascii="Pretendard" w:eastAsia="Pretendard" w:hAnsi="Pretendard" w:hint="eastAsia"/>
+          <w:sz w:val="24"/>
+        </w:rPr>
+        <w:t>의 차수는 2이다.</w:t>
+      </w:r>
+    </w:p>
+    <w:p>
+      <w:pPr>
+        <w:pStyle w:val="a6"/>
+        <w:numPr>
+          <w:ilvl w:val="0"/>
+          <w:numId w:val="7"/>
+        </w:numPr>
+        <w:rPr>
+          <w:rFonts w:ascii="Pretendard" w:eastAsia="Pretendard" w:hAnsi="Pretendard"/>
+          <w:sz w:val="24"/>
+        </w:rPr>
+      </w:pPr>
+      <w:r>
+        <w:rPr>
+          <w:rFonts w:ascii="Pretendard" w:eastAsia="Pretendard" w:hAnsi="Pretendard" w:hint="eastAsia"/>
+          <w:sz w:val="24"/>
+        </w:rPr>
+        <w:t>정답 : (2)</w:t>
+      </w:r>
+    </w:p>
+    <w:p>
+      <w:pPr>
+        <w:rPr>
+          <w:rFonts w:ascii="Pretendard" w:eastAsia="Pretendard" w:hAnsi="Pretendard"/>
+        </w:rPr>
+      </w:pPr>
+    </w:p>
+    <w:p>
+      <w:pPr>
+        <w:rPr>
+          <w:rFonts w:ascii="Pretendard" w:eastAsia="Pretendard" w:hAnsi="Pretendard"/>
+          <w:b/>
+          <w:bCs/>
+        </w:rPr>
+      </w:pPr>
+      <w:r>
+        <w:rPr>
+          <w:rFonts w:ascii="Pretendard" w:eastAsia="Pretendard" w:hAnsi="Pretendard" w:hint="eastAsia"/>
+          <w:b/>
+          <w:bCs/>
+        </w:rPr>
+        <w:t>Part 3. 주관식 문제</w:t>
+      </w:r>
+    </w:p>
+    <w:p>
+      <w:pPr>
+        <w:rPr>
+          <w:rFonts w:ascii="Pretendard" w:eastAsia="Pretendard" w:hAnsi="Pretendard"/>
+        </w:rPr>
+      </w:pPr>
+      <w:r>
+        <w:rPr>
+          <w:rFonts w:ascii="Pretendard" w:eastAsia="Pretendard" w:hAnsi="Pretendard" w:hint="eastAsia"/>
+        </w:rPr>
+        <w:t xml:space="preserve">1. 집합 </w:t>
+      </w:r>
+      <w:r>
+        <w:rPr>
+          <w:rFonts w:ascii="Pretendard" w:eastAsia="Pretendard" w:hAnsi="Pretendard"/>
+        </w:rPr>
+        <w:t>X= { 1, 2, 3 }</w:t>
+      </w:r>
+      <w:proofErr w:type="spellStart"/>
+      <w:r>
+        <w:rPr>
+          <w:rFonts w:ascii="Pretendard" w:eastAsia="Pretendard" w:hAnsi="Pretendard" w:hint="eastAsia"/>
+        </w:rPr>
+        <w:t>에</w:t>
+      </w:r>
+      <w:proofErr w:type="spellEnd"/>
+      <w:r>
+        <w:rPr>
+          <w:rFonts w:ascii="Pretendard" w:eastAsia="Pretendard" w:hAnsi="Pretendard" w:hint="eastAsia"/>
+        </w:rPr>
+        <w:t xml:space="preserve"> 관한 관계 </w:t>
+      </w:r>
+      <w:r>
+        <w:rPr>
+          <w:rFonts w:ascii="Pretendard" w:eastAsia="Pretendard" w:hAnsi="Pretendard"/>
+        </w:rPr>
+        <w:t>R = { (x, y) | x &gt; y }</w:t>
+      </w:r>
+      <w:r>
+        <w:rPr>
+          <w:rFonts w:ascii="Pretendard" w:eastAsia="Pretendard" w:hAnsi="Pretendard" w:hint="eastAsia"/>
+        </w:rPr>
+        <w:t xml:space="preserve">의 방향 그래프를 </w:t>
+      </w:r>
+      <w:proofErr w:type="spellStart"/>
+      <w:r>
+        <w:rPr>
+          <w:rFonts w:ascii="Pretendard" w:eastAsia="Pretendard" w:hAnsi="Pretendard" w:hint="eastAsia"/>
+        </w:rPr>
+        <w:t>그리시오</w:t>
+      </w:r>
+      <w:proofErr w:type="spellEnd"/>
+      <w:r>
+        <w:rPr>
+          <w:rFonts w:ascii="Pretendard" w:eastAsia="Pretendard" w:hAnsi="Pretendard" w:hint="eastAsia"/>
+        </w:rPr>
+        <w:t>.</w:t>
+      </w:r>
+    </w:p>
+    <w:p>
+      <w:pPr>
+        <w:pStyle w:val="a6"/>
+        <w:numPr>
+          <w:ilvl w:val="0"/>
+          <w:numId w:val="7"/>
+        </w:numPr>
+        <w:rPr>
+          <w:rFonts w:ascii="Pretendard" w:eastAsia="Pretendard" w:hAnsi="Pretendard"/>
+          <w:sz w:val="24"/>
+        </w:rPr>
+      </w:pPr>
+      <w:r>
+        <w:rPr>
+          <w:rFonts w:ascii="Pretendard" w:eastAsia="Pretendard" w:hAnsi="Pretendard" w:hint="eastAsia"/>
+          <w:sz w:val="24"/>
+        </w:rPr>
+        <w:t>풀이과정</w:t>
+      </w:r>
+    </w:p>
+    <w:p>
+      <w:pPr>
+        <w:pStyle w:val="a6"/>
+        <w:numPr>
+          <w:ilvl w:val="1"/>
+          <w:numId w:val="7"/>
+        </w:numPr>
+        <w:rPr>
+          <w:rFonts w:ascii="Pretendard" w:eastAsia="Pretendard" w:hAnsi="Pretendard"/>
+          <w:sz w:val="24"/>
+        </w:rPr>
+      </w:pPr>
+      <w:r>
+        <w:rPr>
+          <w:rFonts w:ascii="Pretendard" w:eastAsia="Pretendard" w:hAnsi="Pretendard"/>
+          <w:sz w:val="24"/>
+        </w:rPr>
+        <w:t xml:space="preserve">R = </w:t>
+      </w:r>
+      <w:proofErr w:type="gramStart"/>
+      <w:r>
+        <w:rPr>
+          <w:rFonts w:ascii="Pretendard" w:eastAsia="Pretendard" w:hAnsi="Pretendard"/>
+          <w:sz w:val="24"/>
+        </w:rPr>
+        <w:t>{ (</w:t>
+      </w:r>
+      <w:proofErr w:type="gramEnd"/>
+      <w:r>
+        <w:rPr>
+          <w:rFonts w:ascii="Pretendard" w:eastAsia="Pretendard" w:hAnsi="Pretendard"/>
+          <w:sz w:val="24"/>
+        </w:rPr>
+        <w:t>2, 1), (3, 1), (3, 2</w:t>
+      </w:r>
+      <w:proofErr w:type="gramStart"/>
+      <w:r>
+        <w:rPr>
+          <w:rFonts w:ascii="Pretendard" w:eastAsia="Pretendard" w:hAnsi="Pretendard"/>
+          <w:sz w:val="24"/>
+        </w:rPr>
+        <w:t>) }</w:t>
+      </w:r>
+      <w:proofErr w:type="gramEnd"/>
+    </w:p>
+    <w:p>
+      <w:pPr>
+        <w:pStyle w:val="a6"/>
+        <w:numPr>
+          <w:ilvl w:val="0"/>
+          <w:numId w:val="7"/>
+        </w:numPr>
+        <w:rPr>
+          <w:rFonts w:ascii="Pretendard" w:eastAsia="Pretendard" w:hAnsi="Pretendard"/>
+          <w:sz w:val="24"/>
+        </w:rPr>
+      </w:pPr>
+      <w:r>
+        <w:rPr>
+          <w:rFonts w:ascii="Pretendard" w:eastAsia="Pretendard" w:hAnsi="Pretendard" w:hint="eastAsia"/>
+          <w:sz w:val="24"/>
+        </w:rPr>
+        <w:t>정답</w:t>
+      </w:r>
+    </w:p>
+    <w:p>
+      <w:pPr>
+        <w:ind w:left="440" w:firstLine="360"/>
+        <w:rPr>
+          <w:rFonts w:ascii="Pretendard" w:eastAsia="Pretendard" w:hAnsi="Pretendard"/>
+        </w:rPr>
+      </w:pPr>
+      <w:r>
+        <w:rPr>
+          <w:rFonts w:ascii="Pretendard" w:eastAsia="Pretendard" w:hAnsi="Pretendard" w:hint="eastAsia"/>
+          <w:noProof/>
+          <w14:ligatures w14:val="standardContextual"/>
+        </w:rPr>
+        <w:drawing>
+          <wp:inline distT="0" distB="0" distL="0" distR="0" wp14:anchorId="48C32919" wp14:editId="3F1F82C7">
+            <wp:extent cx="2310234" cy="2000250"/>
+            <wp:effectExtent l="0" t="0" r="1270" b="0"/>
+            <wp:docPr id="1470718926" name="그림 6" descr="라인이(가) 표시된 사진&#10;&#10;AI가 생성한 콘텐츠는 부정확할 수 있습니다."/>
+            <wp:cNvGraphicFramePr>
+              <a:graphicFrameLocks xmlns:a="http://schemas.openxmlformats.org/drawingml/2006/main" noChangeAspect="1"/>
+            </wp:cNvGraphicFramePr>
+            <a:graphic xmlns:a="http://schemas.openxmlformats.org/drawingml/2006/main">
+              <a:graphicData uri="http://schemas.openxmlformats.org/drawingml/2006/picture">
+                <pic:pic xmlns:pic="http://schemas.openxmlformats.org/drawingml/2006/picture">
+                  <pic:nvPicPr>
+                    <pic:cNvPr id="1470718926" name="그림 6" descr="라인이(가) 표시된 사진&#10;&#10;AI가 생성한 콘텐츠는 부정확할 수 있습니다."/>
+                    <pic:cNvPicPr/>
+                  </pic:nvPicPr>
+                  <pic:blipFill>
+                    <a:blip r:embed="rId14" cstate="print">
+                      <a:extLst>
+                        <a:ext uri="{28A0092B-C50C-407E-A947-70E740481C1C}">
+                          <a14:useLocalDpi xmlns:a14="http://schemas.microsoft.com/office/drawing/2010/main" val="0"/>
+                        </a:ext>
+                      </a:extLst>
+                    </a:blip>
+                    <a:stretch>
+                      <a:fillRect/>
+                    </a:stretch>
+                  </pic:blipFill>
+                  <pic:spPr>
+                    <a:xfrm>
+                      <a:off x="0" y="0"/>
+                      <a:ext cx="2321614" cy="2010103"/>
+                    </a:xfrm>
+                    <a:prstGeom prst="rect">
+                      <a:avLst/>
+                    </a:prstGeom>
+                  </pic:spPr>
+                </pic:pic>
+              </a:graphicData>
+            </a:graphic>
+          </wp:inline>
+        </w:drawing>
+      </w:r>
+    </w:p>
+    <w:p>
+      <w:pPr>
+        <w:spacing w:after="160"/>
+        <w:rPr>
+          <w:rFonts w:ascii="Pretendard" w:eastAsia="Pretendard" w:hAnsi="Pretendard"/>
+        </w:rPr>
+      </w:pPr>
+      <w:r>
+        <w:rPr>
+          <w:rFonts w:ascii="Pretendard" w:eastAsia="Pretendard" w:hAnsi="Pretendard"/>
+        </w:rPr>
+        <w:br w:type="page"/>
+      </w:r>
+    </w:p>
+    <w:p>
+      <w:pPr>
+        <w:rPr>
+          <w:rFonts w:ascii="Pretendard" w:eastAsia="Pretendard" w:hAnsi="Pretendard"/>
+          <w:b/>
+          <w:bCs/>
+        </w:rPr>
+      </w:pPr>
+      <w:r>
+        <w:rPr>
+          <w:rFonts w:ascii="Pretendard" w:eastAsia="Pretendard" w:hAnsi="Pretendard" w:hint="eastAsia"/>
+          <w:b/>
+          <w:bCs/>
+          <w:sz w:val="32"/>
+          <w:szCs w:val="32"/>
+        </w:rPr>
+        <w:lastRenderedPageBreak/>
+        <w:t>8</w:t>
+      </w:r>
+      <w:r>
+        <w:rPr>
+          <w:rFonts w:ascii="Pretendard" w:eastAsia="Pretendard" w:hAnsi="Pretendard" w:hint="eastAsia"/>
+          <w:b/>
+          <w:bCs/>
+          <w:sz w:val="32"/>
+          <w:szCs w:val="32"/>
+        </w:rPr>
+        <w:t xml:space="preserve">장 </w:t>
+      </w:r>
+      <w:r>
+        <w:rPr>
+          <w:rFonts w:ascii="Pretendard" w:eastAsia="Pretendard" w:hAnsi="Pretendard" w:hint="eastAsia"/>
+          <w:b/>
+          <w:bCs/>
+          <w:sz w:val="32"/>
+          <w:szCs w:val="32"/>
+        </w:rPr>
+        <w:t>트리</w:t>
+      </w:r>
+    </w:p>
+    <w:p>
+      <w:pPr>
+        <w:rPr>
+          <w:rFonts w:ascii="Pretendard" w:eastAsia="Pretendard" w:hAnsi="Pretendard"/>
+          <w:b/>
+          <w:bCs/>
+        </w:rPr>
+      </w:pPr>
+      <w:r>
+        <w:rPr>
+          <w:rFonts w:ascii="Pretendard" w:eastAsia="Pretendard" w:hAnsi="Pretendard" w:hint="eastAsia"/>
+          <w:b/>
+          <w:bCs/>
+        </w:rPr>
+        <w:t>Part 1. 진위 문제</w:t>
+      </w:r>
+    </w:p>
+    <w:p>
+      <w:pPr>
+        <w:ind w:left="440"/>
+        <w:rPr>
+          <w:rFonts w:ascii="Pretendard" w:eastAsia="Pretendard" w:hAnsi="Pretendard"/>
+        </w:rPr>
+      </w:pPr>
+      <w:r>
+        <w:rPr>
+          <w:rFonts w:ascii="Pretendard" w:eastAsia="Pretendard" w:hAnsi="Pretendard" w:hint="eastAsia"/>
+        </w:rPr>
+        <w:t>1. 탄화수소의 이성체들은 분자식은 같으나 다른 형태의 트리로 나타낼 수 있다.</w:t>
+      </w:r>
+    </w:p>
+    <w:p>
+      <w:pPr>
+        <w:pStyle w:val="a6"/>
+        <w:numPr>
+          <w:ilvl w:val="0"/>
+          <w:numId w:val="7"/>
+        </w:numPr>
+        <w:rPr>
+          <w:rFonts w:ascii="Pretendard" w:eastAsia="Pretendard" w:hAnsi="Pretendard"/>
+          <w:sz w:val="24"/>
+        </w:rPr>
+      </w:pPr>
+      <w:r>
+        <w:rPr>
+          <w:rFonts w:ascii="Pretendard" w:eastAsia="Pretendard" w:hAnsi="Pretendard" w:hint="eastAsia"/>
+          <w:sz w:val="24"/>
+        </w:rPr>
+        <w:t>풀이과정</w:t>
+      </w:r>
+    </w:p>
+    <w:p>
+      <w:pPr>
+        <w:pStyle w:val="a6"/>
+        <w:numPr>
+          <w:ilvl w:val="1"/>
+          <w:numId w:val="7"/>
+        </w:numPr>
+        <w:rPr>
+          <w:rFonts w:ascii="Pretendard" w:eastAsia="Pretendard" w:hAnsi="Pretendard"/>
+          <w:sz w:val="24"/>
+        </w:rPr>
+      </w:pPr>
+      <w:r>
+        <w:rPr>
+          <w:rFonts w:ascii="Pretendard" w:eastAsia="Pretendard" w:hAnsi="Pretendard" w:hint="eastAsia"/>
+          <w:sz w:val="24"/>
+        </w:rPr>
+        <w:t>탄화수소의 구조 이성</w:t>
+      </w:r>
+      <w:r>
+        <w:rPr>
+          <w:rFonts w:ascii="Pretendard" w:eastAsia="Pretendard" w:hAnsi="Pretendard" w:hint="eastAsia"/>
+          <w:sz w:val="24"/>
+        </w:rPr>
+        <w:t>체들은 분자식은 같으나, 탄소 원자의 연결 방식(트리 구조)이 달라 서로 다른 물질로 존재할 수 있다.</w:t>
+      </w:r>
+    </w:p>
+    <w:p>
+      <w:pPr>
+        <w:pStyle w:val="a6"/>
+        <w:numPr>
+          <w:ilvl w:val="0"/>
+          <w:numId w:val="7"/>
+        </w:numPr>
+        <w:rPr>
+          <w:rFonts w:ascii="Pretendard" w:eastAsia="Pretendard" w:hAnsi="Pretendard"/>
+          <w:sz w:val="24"/>
+        </w:rPr>
+      </w:pPr>
+      <w:r>
+        <w:rPr>
+          <w:rFonts w:ascii="Pretendard" w:eastAsia="Pretendard" w:hAnsi="Pretendard" w:hint="eastAsia"/>
+          <w:sz w:val="24"/>
+        </w:rPr>
+        <w:t>정답 : 맞다</w:t>
+      </w:r>
+    </w:p>
+    <w:p>
+      <w:pPr>
+        <w:ind w:left="440"/>
+        <w:rPr>
+          <w:rFonts w:ascii="Pretendard" w:eastAsia="Pretendard" w:hAnsi="Pretendard"/>
+        </w:rPr>
+      </w:pPr>
+      <w:r>
+        <w:rPr>
+          <w:rFonts w:ascii="Pretendard" w:eastAsia="Pretendard" w:hAnsi="Pretendard" w:hint="eastAsia"/>
+        </w:rPr>
+        <w:t>2. 트리는 반드시 연결된 그래프여야 하고, 사이클이 있어서는 안된다.</w:t>
+      </w:r>
+    </w:p>
+    <w:p>
+      <w:pPr>
+        <w:pStyle w:val="a6"/>
+        <w:numPr>
+          <w:ilvl w:val="0"/>
+          <w:numId w:val="7"/>
+        </w:numPr>
+        <w:rPr>
+          <w:rFonts w:ascii="Pretendard" w:eastAsia="Pretendard" w:hAnsi="Pretendard"/>
+          <w:sz w:val="24"/>
+        </w:rPr>
+      </w:pPr>
+      <w:r>
+        <w:rPr>
+          <w:rFonts w:ascii="Pretendard" w:eastAsia="Pretendard" w:hAnsi="Pretendard" w:hint="eastAsia"/>
+          <w:sz w:val="24"/>
+        </w:rPr>
+        <w:t>풀이과정</w:t>
+      </w:r>
+    </w:p>
+    <w:p>
+      <w:pPr>
+        <w:pStyle w:val="a6"/>
+        <w:numPr>
+          <w:ilvl w:val="1"/>
+          <w:numId w:val="7"/>
+        </w:numPr>
+        <w:rPr>
+          <w:rFonts w:ascii="Pretendard" w:eastAsia="Pretendard" w:hAnsi="Pretendard"/>
+          <w:sz w:val="24"/>
+        </w:rPr>
+      </w:pPr>
+      <w:r>
+        <w:rPr>
+          <w:rFonts w:ascii="Pretendard" w:eastAsia="Pretendard" w:hAnsi="Pretendard" w:hint="eastAsia"/>
+          <w:sz w:val="24"/>
+        </w:rPr>
+        <w:t>트리는 모든 정점이 연결되어 있어야 하며, 사이클(순환)이 존재하지 않는 그래프를 의미한다.</w:t>
+      </w:r>
+    </w:p>
+    <w:p>
+      <w:pPr>
+        <w:pStyle w:val="a6"/>
+        <w:numPr>
+          <w:ilvl w:val="0"/>
+          <w:numId w:val="7"/>
+        </w:numPr>
+        <w:rPr>
+          <w:rFonts w:ascii="Pretendard" w:eastAsia="Pretendard" w:hAnsi="Pretendard"/>
+          <w:sz w:val="24"/>
+        </w:rPr>
+      </w:pPr>
+      <w:r>
+        <w:rPr>
+          <w:rFonts w:ascii="Pretendard" w:eastAsia="Pretendard" w:hAnsi="Pretendard" w:hint="eastAsia"/>
+          <w:sz w:val="24"/>
+        </w:rPr>
+        <w:t>정답 : 맞다</w:t>
+      </w:r>
+    </w:p>
+    <w:p>
+      <w:pPr>
+        <w:spacing w:after="160"/>
+        <w:rPr>
+          <w:rFonts w:ascii="Pretendard" w:eastAsia="Pretendard" w:hAnsi="Pretendard"/>
+        </w:rPr>
+      </w:pPr>
+      <w:r>
+        <w:rPr>
+          <w:rFonts w:ascii="Pretendard" w:eastAsia="Pretendard" w:hAnsi="Pretendard"/>
+        </w:rPr>
+        <w:br w:type="page"/>
+      </w:r>
+    </w:p>
+    <w:p>
+      <w:pPr>
+        <w:rPr>
+          <w:rFonts w:ascii="Pretendard" w:eastAsia="Pretendard" w:hAnsi="Pretendard"/>
+          <w:b/>
+          <w:bCs/>
+        </w:rPr>
+      </w:pPr>
+      <w:r>
+        <w:rPr>
+          <w:rFonts w:ascii="Pretendard" w:eastAsia="Pretendard" w:hAnsi="Pretendard"/>
+          <w:b/>
+          <w:bCs/>
+        </w:rPr>
+        <w:lastRenderedPageBreak/>
+        <w:t xml:space="preserve">Part 2. </w:t>
+      </w:r>
+      <w:r>
+        <w:rPr>
+          <w:rFonts w:ascii="Pretendard" w:eastAsia="Pretendard" w:hAnsi="Pretendard" w:hint="eastAsia"/>
+          <w:b/>
+          <w:bCs/>
+        </w:rPr>
+        <w:t>선택 문제</w:t>
+      </w:r>
+    </w:p>
+    <w:p>
+      <w:pPr>
+        <w:ind w:left="440"/>
+        <w:rPr>
+          <w:rFonts w:ascii="Pretendard" w:eastAsia="Pretendard" w:hAnsi="Pretendard"/>
+        </w:rPr>
+      </w:pPr>
+      <w:r>
+        <w:rPr>
+          <w:rFonts w:ascii="Pretendard" w:eastAsia="Pretendard" w:hAnsi="Pretendard" w:hint="eastAsia"/>
+          <w:noProof/>
+          <w14:ligatures w14:val="standardContextual"/>
+        </w:rPr>
+        <w:drawing>
+          <wp:inline distT="0" distB="0" distL="0" distR="0" wp14:anchorId="6FCBD291" wp14:editId="1B5D822F">
+            <wp:extent cx="4694465" cy="3558892"/>
+            <wp:effectExtent l="0" t="0" r="5080" b="0"/>
+            <wp:docPr id="1869725972" name="그림 7" descr="라인, 도표, 스크린샷, 텍스트이(가) 표시된 사진&#10;&#10;AI가 생성한 콘텐츠는 부정확할 수 있습니다."/>
+            <wp:cNvGraphicFramePr>
+              <a:graphicFrameLocks xmlns:a="http://schemas.openxmlformats.org/drawingml/2006/main" noChangeAspect="1"/>
+            </wp:cNvGraphicFramePr>
+            <a:graphic xmlns:a="http://schemas.openxmlformats.org/drawingml/2006/main">
+              <a:graphicData uri="http://schemas.openxmlformats.org/drawingml/2006/picture">
+                <pic:pic xmlns:pic="http://schemas.openxmlformats.org/drawingml/2006/picture">
+                  <pic:nvPicPr>
+                    <pic:cNvPr id="1869725972" name="그림 7" descr="라인, 도표, 스크린샷, 텍스트이(가) 표시된 사진&#10;&#10;AI가 생성한 콘텐츠는 부정확할 수 있습니다."/>
+                    <pic:cNvPicPr/>
+                  </pic:nvPicPr>
+                  <pic:blipFill>
+                    <a:blip r:embed="rId15" cstate="print">
+                      <a:extLst>
+                        <a:ext uri="{28A0092B-C50C-407E-A947-70E740481C1C}">
+                          <a14:useLocalDpi xmlns:a14="http://schemas.microsoft.com/office/drawing/2010/main" val="0"/>
+                        </a:ext>
+                      </a:extLst>
+                    </a:blip>
+                    <a:stretch>
+                      <a:fillRect/>
+                    </a:stretch>
+                  </pic:blipFill>
+                  <pic:spPr>
+                    <a:xfrm>
+                      <a:off x="0" y="0"/>
+                      <a:ext cx="4725614" cy="3582506"/>
+                    </a:xfrm>
+                    <a:prstGeom prst="rect">
+                      <a:avLst/>
+                    </a:prstGeom>
+                  </pic:spPr>
+                </pic:pic>
+              </a:graphicData>
+            </a:graphic>
+          </wp:inline>
+        </w:drawing>
+      </w:r>
+    </w:p>
+    <w:p>
+      <w:pPr>
+        <w:pStyle w:val="a6"/>
+        <w:numPr>
+          <w:ilvl w:val="0"/>
+          <w:numId w:val="7"/>
+        </w:numPr>
+        <w:rPr>
+          <w:rFonts w:ascii="Pretendard" w:eastAsia="Pretendard" w:hAnsi="Pretendard"/>
+          <w:sz w:val="24"/>
+        </w:rPr>
+      </w:pPr>
+      <w:r>
+        <w:rPr>
+          <w:rFonts w:ascii="Pretendard" w:eastAsia="Pretendard" w:hAnsi="Pretendard" w:hint="eastAsia"/>
+          <w:sz w:val="24"/>
+        </w:rPr>
+        <w:t>풀이과정</w:t>
+      </w:r>
+    </w:p>
+    <w:p>
+      <w:pPr>
+        <w:pStyle w:val="a6"/>
+        <w:numPr>
+          <w:ilvl w:val="1"/>
+          <w:numId w:val="7"/>
+        </w:numPr>
+        <w:rPr>
+          <w:rFonts w:ascii="Pretendard" w:eastAsia="Pretendard" w:hAnsi="Pretendard"/>
+          <w:sz w:val="24"/>
+        </w:rPr>
+      </w:pPr>
+      <w:r>
+        <w:rPr>
+          <w:rFonts w:ascii="Pretendard" w:eastAsia="Pretendard" w:hAnsi="Pretendard" w:hint="eastAsia"/>
+          <w:sz w:val="24"/>
+        </w:rPr>
+        <w:t>(1) 모든 정점이 연결되어 있으며, 사이클이 존재하지 않으므로 트리이다.</w:t>
+      </w:r>
+    </w:p>
+    <w:p>
+      <w:pPr>
+        <w:pStyle w:val="a6"/>
+        <w:numPr>
+          <w:ilvl w:val="1"/>
+          <w:numId w:val="7"/>
+        </w:numPr>
+        <w:rPr>
+          <w:rFonts w:ascii="Pretendard" w:eastAsia="Pretendard" w:hAnsi="Pretendard"/>
+          <w:sz w:val="24"/>
+        </w:rPr>
+      </w:pPr>
+      <w:r>
+        <w:rPr>
+          <w:rFonts w:ascii="Pretendard" w:eastAsia="Pretendard" w:hAnsi="Pretendard" w:hint="eastAsia"/>
+          <w:sz w:val="24"/>
+        </w:rPr>
+        <w:t>(2) 모든 정점이 연결되지 않으므로 트리가 아니다.</w:t>
+      </w:r>
+    </w:p>
+    <w:p>
+      <w:pPr>
+        <w:pStyle w:val="a6"/>
+        <w:numPr>
+          <w:ilvl w:val="1"/>
+          <w:numId w:val="7"/>
+        </w:numPr>
+        <w:rPr>
+          <w:rFonts w:ascii="Pretendard" w:eastAsia="Pretendard" w:hAnsi="Pretendard"/>
+          <w:sz w:val="24"/>
+        </w:rPr>
+      </w:pPr>
+      <w:r>
+        <w:rPr>
+          <w:rFonts w:ascii="Pretendard" w:eastAsia="Pretendard" w:hAnsi="Pretendard" w:hint="eastAsia"/>
+          <w:sz w:val="24"/>
+        </w:rPr>
+        <w:t>(3) 모든 정점이 연결되어 있지만, 사이클이 존재하므로 트리가 아니다.</w:t>
+      </w:r>
+    </w:p>
+    <w:p>
+      <w:pPr>
+        <w:pStyle w:val="a6"/>
+        <w:numPr>
+          <w:ilvl w:val="1"/>
+          <w:numId w:val="7"/>
+        </w:numPr>
+        <w:rPr>
+          <w:rFonts w:ascii="Pretendard" w:eastAsia="Pretendard" w:hAnsi="Pretendard"/>
+          <w:sz w:val="24"/>
+        </w:rPr>
+      </w:pPr>
+      <w:r>
+        <w:rPr>
+          <w:rFonts w:ascii="Pretendard" w:eastAsia="Pretendard" w:hAnsi="Pretendard" w:hint="eastAsia"/>
+          <w:sz w:val="24"/>
+        </w:rPr>
+        <w:t xml:space="preserve">(4) 모든 정점이 연결되어 있지만, 사이클이 존재하므로 트리가 아니다. </w:t>
+      </w:r>
+    </w:p>
+    <w:p>
+      <w:pPr>
+        <w:pStyle w:val="a6"/>
+        <w:numPr>
+          <w:ilvl w:val="0"/>
+          <w:numId w:val="7"/>
+        </w:numPr>
+        <w:rPr>
+          <w:rFonts w:ascii="Pretendard" w:eastAsia="Pretendard" w:hAnsi="Pretendard"/>
+          <w:sz w:val="24"/>
+        </w:rPr>
+      </w:pPr>
+      <w:r>
+        <w:rPr>
+          <w:rFonts w:ascii="Pretendard" w:eastAsia="Pretendard" w:hAnsi="Pretendard" w:hint="eastAsia"/>
+          <w:sz w:val="24"/>
+        </w:rPr>
+        <w:t xml:space="preserve">정답 : </w:t>
+      </w:r>
+      <w:r>
+        <w:rPr>
+          <w:rFonts w:ascii="Pretendard" w:eastAsia="Pretendard" w:hAnsi="Pretendard" w:hint="eastAsia"/>
+          <w:sz w:val="24"/>
+        </w:rPr>
+        <w:t>(1)</w:t>
+      </w:r>
+    </w:p>
+    <w:p>
+      <w:pPr>
+        <w:spacing w:after="160"/>
+        <w:rPr>
+          <w:rFonts w:ascii="Pretendard" w:eastAsia="Pretendard" w:hAnsi="Pretendard" w:cstheme="minorBidi"/>
+          <w:kern w:val="2"/>
+          <w14:ligatures w14:val="standardContextual"/>
+        </w:rPr>
+      </w:pPr>
+      <w:r>
+        <w:rPr>
+          <w:rFonts w:ascii="Pretendard" w:eastAsia="Pretendard" w:hAnsi="Pretendard"/>
+        </w:rPr>
+        <w:br w:type="page"/>
+      </w:r>
+    </w:p>
+    <w:p>
+      <w:pPr>
+        <w:ind w:firstLine="440"/>
+        <w:rPr>
+          <w:rFonts w:ascii="Pretendard" w:eastAsia="Pretendard" w:hAnsi="Pretendard"/>
+        </w:rPr>
+      </w:pPr>
+      <w:r>
+        <w:rPr>
+          <w:rFonts w:ascii="Pretendard" w:eastAsia="Pretendard" w:hAnsi="Pretendard" w:hint="eastAsia"/>
+          <w:noProof/>
+          <w14:ligatures w14:val="standardContextual"/>
+        </w:rPr>
+        <w:lastRenderedPageBreak/>
+        <w:drawing>
+          <wp:inline distT="0" distB="0" distL="0" distR="0" wp14:anchorId="6B3C4CE3" wp14:editId="6527C6F8">
+            <wp:extent cx="4057650" cy="2747302"/>
+            <wp:effectExtent l="0" t="0" r="0" b="0"/>
+            <wp:docPr id="325684862" name="그림 8" descr="도표, 라인, 스크린샷, 디자인이(가) 표시된 사진&#10;&#10;AI가 생성한 콘텐츠는 부정확할 수 있습니다."/>
+            <wp:cNvGraphicFramePr>
+              <a:graphicFrameLocks xmlns:a="http://schemas.openxmlformats.org/drawingml/2006/main" noChangeAspect="1"/>
+            </wp:cNvGraphicFramePr>
+            <a:graphic xmlns:a="http://schemas.openxmlformats.org/drawingml/2006/main">
+              <a:graphicData uri="http://schemas.openxmlformats.org/drawingml/2006/picture">
+                <pic:pic xmlns:pic="http://schemas.openxmlformats.org/drawingml/2006/picture">
+                  <pic:nvPicPr>
+                    <pic:cNvPr id="325684862" name="그림 8" descr="도표, 라인, 스크린샷, 디자인이(가) 표시된 사진&#10;&#10;AI가 생성한 콘텐츠는 부정확할 수 있습니다."/>
+                    <pic:cNvPicPr/>
+                  </pic:nvPicPr>
+                  <pic:blipFill>
+                    <a:blip r:embed="rId16" cstate="print">
+                      <a:extLst>
+                        <a:ext uri="{28A0092B-C50C-407E-A947-70E740481C1C}">
+                          <a14:useLocalDpi xmlns:a14="http://schemas.microsoft.com/office/drawing/2010/main" val="0"/>
+                        </a:ext>
+                      </a:extLst>
+                    </a:blip>
+                    <a:stretch>
+                      <a:fillRect/>
+                    </a:stretch>
+                  </pic:blipFill>
+                  <pic:spPr>
+                    <a:xfrm>
+                      <a:off x="0" y="0"/>
+                      <a:ext cx="4085408" cy="2766096"/>
+                    </a:xfrm>
+                    <a:prstGeom prst="rect">
+                      <a:avLst/>
+                    </a:prstGeom>
+                  </pic:spPr>
+                </pic:pic>
+              </a:graphicData>
+            </a:graphic>
+          </wp:inline>
+        </w:drawing>
+      </w:r>
+    </w:p>
+    <w:p>
+      <w:pPr>
+        <w:pStyle w:val="a6"/>
+        <w:numPr>
+          <w:ilvl w:val="0"/>
+          <w:numId w:val="7"/>
+        </w:numPr>
+        <w:rPr>
+          <w:rFonts w:ascii="Pretendard" w:eastAsia="Pretendard" w:hAnsi="Pretendard"/>
+          <w:sz w:val="24"/>
+        </w:rPr>
+      </w:pPr>
+      <w:r>
+        <w:rPr>
+          <w:rFonts w:ascii="Pretendard" w:eastAsia="Pretendard" w:hAnsi="Pretendard" w:hint="eastAsia"/>
+          <w:sz w:val="24"/>
+        </w:rPr>
+        <w:t>풀이과정</w:t>
+      </w:r>
+    </w:p>
+    <w:p>
+      <w:pPr>
+        <w:pStyle w:val="a6"/>
+        <w:numPr>
+          <w:ilvl w:val="1"/>
+          <w:numId w:val="7"/>
+        </w:numPr>
+        <w:rPr>
+          <w:rFonts w:ascii="Pretendard" w:eastAsia="Pretendard" w:hAnsi="Pretendard"/>
+          <w:sz w:val="24"/>
+        </w:rPr>
+      </w:pPr>
+      <w:r>
+        <w:rPr>
+          <w:rFonts w:ascii="Pretendard" w:eastAsia="Pretendard" w:hAnsi="Pretendard" w:hint="eastAsia"/>
+          <w:sz w:val="24"/>
+        </w:rPr>
+        <w:t>(1) 모든 정점이 연결되어 있으며, 사이클이 존재하지 않으므로 트리가 맞다.</w:t>
+      </w:r>
+    </w:p>
+    <w:p>
+      <w:pPr>
+        <w:pStyle w:val="a6"/>
+        <w:numPr>
+          <w:ilvl w:val="1"/>
+          <w:numId w:val="7"/>
+        </w:numPr>
+        <w:rPr>
+          <w:rFonts w:ascii="Pretendard" w:eastAsia="Pretendard" w:hAnsi="Pretendard"/>
+          <w:sz w:val="24"/>
+        </w:rPr>
+      </w:pPr>
+      <w:r>
+        <w:rPr>
+          <w:rFonts w:ascii="Pretendard" w:eastAsia="Pretendard" w:hAnsi="Pretendard" w:hint="eastAsia"/>
+          <w:sz w:val="24"/>
+        </w:rPr>
+        <w:t>(2) 모든 정점이 연결되어 있으며, 사이클이 존재하지 않으므로 트리가 맞다.</w:t>
+      </w:r>
+    </w:p>
+    <w:p>
+      <w:pPr>
+        <w:pStyle w:val="a6"/>
+        <w:numPr>
+          <w:ilvl w:val="1"/>
+          <w:numId w:val="7"/>
+        </w:numPr>
+        <w:rPr>
+          <w:rFonts w:ascii="Pretendard" w:eastAsia="Pretendard" w:hAnsi="Pretendard"/>
+          <w:sz w:val="24"/>
+        </w:rPr>
+      </w:pPr>
+      <w:r>
+        <w:rPr>
+          <w:rFonts w:ascii="Pretendard" w:eastAsia="Pretendard" w:hAnsi="Pretendard" w:hint="eastAsia"/>
+          <w:sz w:val="24"/>
+        </w:rPr>
+        <w:t>(3) 모든 정점이 연결되어 있지 않으며, 사이클이 존재하므로 트리가 아니다.</w:t>
+      </w:r>
+    </w:p>
+    <w:p>
+      <w:pPr>
+        <w:pStyle w:val="a6"/>
+        <w:numPr>
+          <w:ilvl w:val="1"/>
+          <w:numId w:val="7"/>
+        </w:numPr>
+        <w:rPr>
+          <w:rFonts w:ascii="Pretendard" w:eastAsia="Pretendard" w:hAnsi="Pretendard"/>
+          <w:sz w:val="24"/>
+        </w:rPr>
+      </w:pPr>
+      <w:r>
+        <w:rPr>
+          <w:rFonts w:ascii="Pretendard" w:eastAsia="Pretendard" w:hAnsi="Pretendard" w:hint="eastAsia"/>
+          <w:sz w:val="24"/>
+        </w:rPr>
+        <w:t>(4) 모든 정점이 연결되어 있으며, 사이클이 존재하지 않으므로 트리가 맞다.</w:t>
+      </w:r>
+    </w:p>
+    <w:p>
+      <w:pPr>
+        <w:pStyle w:val="a6"/>
+        <w:numPr>
+          <w:ilvl w:val="0"/>
+          <w:numId w:val="7"/>
+        </w:numPr>
+        <w:rPr>
+          <w:rFonts w:ascii="Pretendard" w:eastAsia="Pretendard" w:hAnsi="Pretendard"/>
+          <w:sz w:val="24"/>
+        </w:rPr>
+      </w:pPr>
+      <w:r>
+        <w:rPr>
+          <w:rFonts w:ascii="Pretendard" w:eastAsia="Pretendard" w:hAnsi="Pretendard" w:hint="eastAsia"/>
+          <w:sz w:val="24"/>
+        </w:rPr>
+        <w:t>정답 : (3)</w:t>
+      </w:r>
+    </w:p>
+    <w:p>
+      <w:pPr>
+        <w:spacing w:after="160"/>
+        <w:rPr>
+          <w:rFonts w:ascii="Pretendard" w:eastAsia="Pretendard" w:hAnsi="Pretendard" w:cstheme="minorBidi"/>
+          <w:kern w:val="2"/>
+          <w14:ligatures w14:val="standardContextual"/>
+        </w:rPr>
+      </w:pPr>
+      <w:r>
+        <w:rPr>
+          <w:rFonts w:ascii="Pretendard" w:eastAsia="Pretendard" w:hAnsi="Pretendard"/>
+        </w:rPr>
+        <w:br w:type="page"/>
+      </w:r>
+    </w:p>
+    <w:p>
+      <w:pPr>
+        <w:rPr>
+          <w:rFonts w:ascii="Pretendard" w:eastAsia="Pretendard" w:hAnsi="Pretendard"/>
+          <w:b/>
+          <w:bCs/>
+        </w:rPr>
+      </w:pPr>
+      <w:r>
+        <w:rPr>
+          <w:rFonts w:ascii="Pretendard" w:eastAsia="Pretendard" w:hAnsi="Pretendard"/>
+          <w:b/>
+          <w:bCs/>
+        </w:rPr>
+        <w:lastRenderedPageBreak/>
+        <w:t xml:space="preserve">Part </w:t>
+      </w:r>
+      <w:r>
+        <w:rPr>
+          <w:rFonts w:ascii="Pretendard" w:eastAsia="Pretendard" w:hAnsi="Pretendard" w:hint="eastAsia"/>
+          <w:b/>
+          <w:bCs/>
+        </w:rPr>
+        <w:t>3</w:t>
+      </w:r>
+      <w:r>
+        <w:rPr>
+          <w:rFonts w:ascii="Pretendard" w:eastAsia="Pretendard" w:hAnsi="Pretendard"/>
+          <w:b/>
+          <w:bCs/>
+        </w:rPr>
+        <w:t xml:space="preserve">. </w:t>
+      </w:r>
+      <w:r>
+        <w:rPr>
+          <w:rFonts w:ascii="Pretendard" w:eastAsia="Pretendard" w:hAnsi="Pretendard" w:hint="eastAsia"/>
+          <w:b/>
+          <w:bCs/>
+        </w:rPr>
+        <w:t>주관식</w:t>
+      </w:r>
+      <w:r>
+        <w:rPr>
+          <w:rFonts w:ascii="Pretendard" w:eastAsia="Pretendard" w:hAnsi="Pretendard" w:hint="eastAsia"/>
+          <w:b/>
+          <w:bCs/>
+        </w:rPr>
+        <w:t xml:space="preserve"> 문제</w:t>
+      </w:r>
+    </w:p>
+    <w:p>
+      <w:pPr>
+        <w:ind w:firstLine="440"/>
+        <w:rPr>
+          <w:rFonts w:ascii="Pretendard" w:eastAsia="Pretendard" w:hAnsi="Pretendard"/>
+        </w:rPr>
+      </w:pPr>
+      <w:r>
+        <w:rPr>
+          <w:rFonts w:ascii="Pretendard" w:eastAsia="Pretendard" w:hAnsi="Pretendard" w:hint="eastAsia"/>
+          <w:noProof/>
+          <w14:ligatures w14:val="standardContextual"/>
+        </w:rPr>
+        <w:drawing>
+          <wp:inline distT="0" distB="0" distL="0" distR="0" wp14:anchorId="4C312976" wp14:editId="75161466">
+            <wp:extent cx="4188279" cy="3308140"/>
+            <wp:effectExtent l="0" t="0" r="3175" b="0"/>
+            <wp:docPr id="1158105355" name="그림 9" descr="텍스트, 스크린샷, 도표, 라인이(가) 표시된 사진&#10;&#10;AI가 생성한 콘텐츠는 부정확할 수 있습니다."/>
+            <wp:cNvGraphicFramePr>
+              <a:graphicFrameLocks xmlns:a="http://schemas.openxmlformats.org/drawingml/2006/main" noChangeAspect="1"/>
+            </wp:cNvGraphicFramePr>
+            <a:graphic xmlns:a="http://schemas.openxmlformats.org/drawingml/2006/main">
+              <a:graphicData uri="http://schemas.openxmlformats.org/drawingml/2006/picture">
+                <pic:pic xmlns:pic="http://schemas.openxmlformats.org/drawingml/2006/picture">
+                  <pic:nvPicPr>
+                    <pic:cNvPr id="1158105355" name="그림 9" descr="텍스트, 스크린샷, 도표, 라인이(가) 표시된 사진&#10;&#10;AI가 생성한 콘텐츠는 부정확할 수 있습니다."/>
+                    <pic:cNvPicPr/>
+                  </pic:nvPicPr>
+                  <pic:blipFill>
+                    <a:blip r:embed="rId17" cstate="print">
+                      <a:extLst>
+                        <a:ext uri="{28A0092B-C50C-407E-A947-70E740481C1C}">
+                          <a14:useLocalDpi xmlns:a14="http://schemas.microsoft.com/office/drawing/2010/main" val="0"/>
+                        </a:ext>
+                      </a:extLst>
+                    </a:blip>
+                    <a:stretch>
+                      <a:fillRect/>
+                    </a:stretch>
+                  </pic:blipFill>
+                  <pic:spPr>
+                    <a:xfrm>
+                      <a:off x="0" y="0"/>
+                      <a:ext cx="4216361" cy="3330321"/>
+                    </a:xfrm>
+                    <a:prstGeom prst="rect">
+                      <a:avLst/>
+                    </a:prstGeom>
+                  </pic:spPr>
+                </pic:pic>
+              </a:graphicData>
+            </a:graphic>
+          </wp:inline>
+        </w:drawing>
+      </w:r>
+    </w:p>
+    <w:p>
+      <w:pPr>
+        <w:pStyle w:val="a6"/>
+        <w:numPr>
+          <w:ilvl w:val="0"/>
+          <w:numId w:val="7"/>
+        </w:numPr>
+        <w:rPr>
+          <w:rFonts w:ascii="Pretendard" w:eastAsia="Pretendard" w:hAnsi="Pretendard"/>
+          <w:sz w:val="24"/>
+        </w:rPr>
+      </w:pPr>
+      <w:r>
+        <w:rPr>
+          <w:rFonts w:ascii="Pretendard" w:eastAsia="Pretendard" w:hAnsi="Pretendard" w:hint="eastAsia"/>
+          <w:sz w:val="24"/>
+        </w:rPr>
+        <w:t>풀이과정</w:t>
+      </w:r>
+    </w:p>
+    <w:p>
+      <w:pPr>
+        <w:pStyle w:val="a6"/>
+        <w:numPr>
+          <w:ilvl w:val="1"/>
+          <w:numId w:val="7"/>
+        </w:numPr>
+        <w:rPr>
+          <w:rFonts w:ascii="Pretendard" w:eastAsia="Pretendard" w:hAnsi="Pretendard"/>
+          <w:sz w:val="24"/>
+        </w:rPr>
+      </w:pPr>
+      <w:r>
+        <w:rPr>
+          <w:rFonts w:ascii="Pretendard" w:eastAsia="Pretendard" w:hAnsi="Pretendard" w:hint="eastAsia"/>
+          <w:sz w:val="24"/>
+        </w:rPr>
+        <w:t xml:space="preserve">(1) 잎 </w:t>
+      </w:r>
+      <w:proofErr w:type="spellStart"/>
+      <w:r>
+        <w:rPr>
+          <w:rFonts w:ascii="Pretendard" w:eastAsia="Pretendard" w:hAnsi="Pretendard" w:hint="eastAsia"/>
+          <w:sz w:val="24"/>
+        </w:rPr>
+        <w:t>노드란</w:t>
+      </w:r>
+      <w:proofErr w:type="spellEnd"/>
+      <w:r>
+        <w:rPr>
+          <w:rFonts w:ascii="Pretendard" w:eastAsia="Pretendard" w:hAnsi="Pretendard" w:hint="eastAsia"/>
+          <w:sz w:val="24"/>
+        </w:rPr>
+        <w:t xml:space="preserve"> 차수가 0인 노드이다.</w:t>
+      </w:r>
+    </w:p>
+    <w:p>
+      <w:pPr>
+        <w:pStyle w:val="a6"/>
+        <w:numPr>
+          <w:ilvl w:val="2"/>
+          <w:numId w:val="7"/>
+        </w:numPr>
+        <w:rPr>
+          <w:rFonts w:ascii="Pretendard" w:eastAsia="Pretendard" w:hAnsi="Pretendard"/>
+          <w:sz w:val="24"/>
+        </w:rPr>
+      </w:pPr>
+      <w:r>
+        <w:rPr>
+          <w:rFonts w:ascii="Pretendard" w:eastAsia="Pretendard" w:hAnsi="Pretendard" w:hint="eastAsia"/>
+          <w:sz w:val="24"/>
+        </w:rPr>
+        <w:t xml:space="preserve">따라서 </w:t>
+      </w:r>
+      <w:r>
+        <w:rPr>
+          <w:rFonts w:ascii="Pretendard" w:eastAsia="Pretendard" w:hAnsi="Pretendard"/>
+          <w:sz w:val="24"/>
+        </w:rPr>
+        <w:t>D, H, I, F, J, K</w:t>
+      </w:r>
+      <w:r>
+        <w:rPr>
+          <w:rFonts w:ascii="Pretendard" w:eastAsia="Pretendard" w:hAnsi="Pretendard" w:hint="eastAsia"/>
+          <w:sz w:val="24"/>
+        </w:rPr>
+        <w:t>가 잎 노드이다.</w:t>
+      </w:r>
+    </w:p>
+    <w:p>
+      <w:pPr>
+        <w:pStyle w:val="a6"/>
+        <w:numPr>
+          <w:ilvl w:val="1"/>
+          <w:numId w:val="7"/>
+        </w:numPr>
+        <w:rPr>
+          <w:rFonts w:ascii="Pretendard" w:eastAsia="Pretendard" w:hAnsi="Pretendard"/>
+          <w:sz w:val="24"/>
+        </w:rPr>
+      </w:pPr>
+      <w:r>
+        <w:rPr>
+          <w:rFonts w:ascii="Pretendard" w:eastAsia="Pretendard" w:hAnsi="Pretendard" w:hint="eastAsia"/>
+          <w:sz w:val="24"/>
+        </w:rPr>
+        <w:t xml:space="preserve">(2) 루트 </w:t>
+      </w:r>
+      <w:proofErr w:type="spellStart"/>
+      <w:r>
+        <w:rPr>
+          <w:rFonts w:ascii="Pretendard" w:eastAsia="Pretendard" w:hAnsi="Pretendard" w:hint="eastAsia"/>
+          <w:sz w:val="24"/>
+        </w:rPr>
+        <w:t>노드란</w:t>
+      </w:r>
+      <w:proofErr w:type="spellEnd"/>
+      <w:r>
+        <w:rPr>
+          <w:rFonts w:ascii="Pretendard" w:eastAsia="Pretendard" w:hAnsi="Pretendard" w:hint="eastAsia"/>
+          <w:sz w:val="24"/>
+        </w:rPr>
+        <w:t xml:space="preserve"> 주어진 그래프의 시작 노드로서 통상 트리의 가장 높은 곳에 위치하는 노드이다.</w:t>
+      </w:r>
+    </w:p>
+    <w:p>
+      <w:pPr>
+        <w:pStyle w:val="a6"/>
+        <w:numPr>
+          <w:ilvl w:val="2"/>
+          <w:numId w:val="7"/>
+        </w:numPr>
+        <w:rPr>
+          <w:rFonts w:ascii="Pretendard" w:eastAsia="Pretendard" w:hAnsi="Pretendard"/>
+          <w:sz w:val="24"/>
+        </w:rPr>
+      </w:pPr>
+      <w:r>
+        <w:rPr>
+          <w:rFonts w:ascii="Pretendard" w:eastAsia="Pretendard" w:hAnsi="Pretendard" w:hint="eastAsia"/>
+          <w:sz w:val="24"/>
+        </w:rPr>
+        <w:t xml:space="preserve">따라서 </w:t>
+      </w:r>
+      <w:r>
+        <w:rPr>
+          <w:rFonts w:ascii="Pretendard" w:eastAsia="Pretendard" w:hAnsi="Pretendard"/>
+          <w:sz w:val="24"/>
+        </w:rPr>
+        <w:t>A</w:t>
+      </w:r>
+      <w:r>
+        <w:rPr>
+          <w:rFonts w:ascii="Pretendard" w:eastAsia="Pretendard" w:hAnsi="Pretendard" w:hint="eastAsia"/>
+          <w:sz w:val="24"/>
+        </w:rPr>
+        <w:t>가 루트 노드이다.</w:t>
+      </w:r>
+    </w:p>
+    <w:p>
+      <w:pPr>
+        <w:pStyle w:val="a6"/>
+        <w:numPr>
+          <w:ilvl w:val="1"/>
+          <w:numId w:val="7"/>
+        </w:numPr>
+        <w:rPr>
+          <w:rFonts w:ascii="Pretendard" w:eastAsia="Pretendard" w:hAnsi="Pretendard"/>
+          <w:sz w:val="24"/>
+        </w:rPr>
+      </w:pPr>
+      <w:r>
+        <w:rPr>
+          <w:rFonts w:ascii="Pretendard" w:eastAsia="Pretendard" w:hAnsi="Pretendard" w:hint="eastAsia"/>
+          <w:sz w:val="24"/>
+        </w:rPr>
+        <w:t>(3</w:t>
+      </w:r>
+      <w:r>
+        <w:rPr>
+          <w:rFonts w:ascii="Pretendard" w:eastAsia="Pretendard" w:hAnsi="Pretendard"/>
+          <w:sz w:val="24"/>
+        </w:rPr>
+        <w:t xml:space="preserve">) </w:t>
+      </w:r>
+      <w:r>
+        <w:rPr>
+          <w:rFonts w:ascii="Pretendard" w:eastAsia="Pretendard" w:hAnsi="Pretendard" w:hint="eastAsia"/>
+          <w:sz w:val="24"/>
+        </w:rPr>
+        <w:t xml:space="preserve">부모 </w:t>
+      </w:r>
+      <w:proofErr w:type="spellStart"/>
+      <w:r>
+        <w:rPr>
+          <w:rFonts w:ascii="Pretendard" w:eastAsia="Pretendard" w:hAnsi="Pretendard" w:hint="eastAsia"/>
+          <w:sz w:val="24"/>
+        </w:rPr>
+        <w:t>노드란</w:t>
+      </w:r>
+      <w:proofErr w:type="spellEnd"/>
+      <w:r>
+        <w:rPr>
+          <w:rFonts w:ascii="Pretendard" w:eastAsia="Pretendard" w:hAnsi="Pretendard" w:hint="eastAsia"/>
+          <w:sz w:val="24"/>
+        </w:rPr>
+        <w:t xml:space="preserve"> 자식 노드 바로 위에 연결되어 있는 노드이다.</w:t>
+      </w:r>
+    </w:p>
+    <w:p>
+      <w:pPr>
+        <w:pStyle w:val="a6"/>
+        <w:numPr>
+          <w:ilvl w:val="2"/>
+          <w:numId w:val="7"/>
+        </w:numPr>
+        <w:rPr>
+          <w:rFonts w:ascii="Pretendard" w:eastAsia="Pretendard" w:hAnsi="Pretendard"/>
+          <w:sz w:val="24"/>
+        </w:rPr>
+      </w:pPr>
+      <w:r>
+        <w:rPr>
+          <w:rFonts w:ascii="Pretendard" w:eastAsia="Pretendard" w:hAnsi="Pretendard" w:hint="eastAsia"/>
+          <w:sz w:val="24"/>
+        </w:rPr>
+        <w:t xml:space="preserve">따라서 </w:t>
+      </w:r>
+      <w:r>
+        <w:rPr>
+          <w:rFonts w:ascii="Pretendard" w:eastAsia="Pretendard" w:hAnsi="Pretendard"/>
+          <w:sz w:val="24"/>
+        </w:rPr>
+        <w:t>C</w:t>
+      </w:r>
+      <w:r>
+        <w:rPr>
+          <w:rFonts w:ascii="Pretendard" w:eastAsia="Pretendard" w:hAnsi="Pretendard" w:hint="eastAsia"/>
+          <w:sz w:val="24"/>
+        </w:rPr>
+        <w:t xml:space="preserve">의 </w:t>
+      </w:r>
+      <w:proofErr w:type="spellStart"/>
+      <w:r>
+        <w:rPr>
+          <w:rFonts w:ascii="Pretendard" w:eastAsia="Pretendard" w:hAnsi="Pretendard" w:hint="eastAsia"/>
+          <w:sz w:val="24"/>
+        </w:rPr>
+        <w:t>부모노드는</w:t>
+      </w:r>
+      <w:proofErr w:type="spellEnd"/>
+      <w:r>
+        <w:rPr>
+          <w:rFonts w:ascii="Pretendard" w:eastAsia="Pretendard" w:hAnsi="Pretendard" w:hint="eastAsia"/>
+          <w:sz w:val="24"/>
+        </w:rPr>
+        <w:t xml:space="preserve"> </w:t>
+      </w:r>
+      <w:r>
+        <w:rPr>
+          <w:rFonts w:ascii="Pretendard" w:eastAsia="Pretendard" w:hAnsi="Pretendard"/>
+          <w:sz w:val="24"/>
+        </w:rPr>
+        <w:t>A</w:t>
+      </w:r>
+      <w:r>
+        <w:rPr>
+          <w:rFonts w:ascii="Pretendard" w:eastAsia="Pretendard" w:hAnsi="Pretendard" w:hint="eastAsia"/>
+          <w:sz w:val="24"/>
+        </w:rPr>
+        <w:t>이다.</w:t>
+      </w:r>
+    </w:p>
+    <w:p>
+      <w:pPr>
+        <w:pStyle w:val="a6"/>
+        <w:numPr>
+          <w:ilvl w:val="1"/>
+          <w:numId w:val="7"/>
+        </w:numPr>
+        <w:rPr>
+          <w:rFonts w:ascii="Pretendard" w:eastAsia="Pretendard" w:hAnsi="Pretendard"/>
+          <w:sz w:val="24"/>
+        </w:rPr>
+      </w:pPr>
+      <w:r>
+        <w:rPr>
+          <w:rFonts w:ascii="Pretendard" w:eastAsia="Pretendard" w:hAnsi="Pretendard" w:hint="eastAsia"/>
+          <w:sz w:val="24"/>
+        </w:rPr>
+        <w:t xml:space="preserve">(4) </w:t>
+      </w:r>
+      <w:r>
+        <w:rPr>
+          <w:rFonts w:ascii="Pretendard" w:eastAsia="Pretendard" w:hAnsi="Pretendard" w:hint="eastAsia"/>
+          <w:sz w:val="24"/>
+        </w:rPr>
+        <w:t xml:space="preserve">조상 </w:t>
+      </w:r>
+      <w:proofErr w:type="spellStart"/>
+      <w:r>
+        <w:rPr>
+          <w:rFonts w:ascii="Pretendard" w:eastAsia="Pretendard" w:hAnsi="Pretendard" w:hint="eastAsia"/>
+          <w:sz w:val="24"/>
+        </w:rPr>
+        <w:t>노드란</w:t>
+      </w:r>
+      <w:proofErr w:type="spellEnd"/>
+      <w:r>
+        <w:rPr>
+          <w:rFonts w:ascii="Pretendard" w:eastAsia="Pretendard" w:hAnsi="Pretendard" w:hint="eastAsia"/>
+          <w:sz w:val="24"/>
+        </w:rPr>
+        <w:t xml:space="preserve"> 루트로부터 그 노드에 이르는 경로에 나타난 모든 노드들을 말한다.</w:t>
+      </w:r>
+    </w:p>
+    <w:p>
+      <w:pPr>
+        <w:pStyle w:val="a6"/>
+        <w:numPr>
+          <w:ilvl w:val="2"/>
+          <w:numId w:val="7"/>
+        </w:numPr>
+        <w:rPr>
+          <w:rFonts w:ascii="Pretendard" w:eastAsia="Pretendard" w:hAnsi="Pretendard"/>
+          <w:sz w:val="24"/>
+        </w:rPr>
+      </w:pPr>
+      <w:r>
+        <w:rPr>
+          <w:rFonts w:ascii="Pretendard" w:eastAsia="Pretendard" w:hAnsi="Pretendard" w:hint="eastAsia"/>
+          <w:sz w:val="24"/>
+        </w:rPr>
+        <w:t xml:space="preserve">따라서 </w:t>
+      </w:r>
+      <w:r>
+        <w:rPr>
+          <w:rFonts w:ascii="Pretendard" w:eastAsia="Pretendard" w:hAnsi="Pretendard"/>
+          <w:sz w:val="24"/>
+        </w:rPr>
+        <w:t>E</w:t>
+      </w:r>
+      <w:r>
+        <w:rPr>
+          <w:rFonts w:ascii="Pretendard" w:eastAsia="Pretendard" w:hAnsi="Pretendard" w:hint="eastAsia"/>
+          <w:sz w:val="24"/>
+        </w:rPr>
+        <w:t xml:space="preserve">의 조상 노드는 </w:t>
+      </w:r>
+      <w:r>
+        <w:rPr>
+          <w:rFonts w:ascii="Pretendard" w:eastAsia="Pretendard" w:hAnsi="Pretendard"/>
+          <w:sz w:val="24"/>
+        </w:rPr>
+        <w:t>B, A</w:t>
+      </w:r>
+      <w:r>
+        <w:rPr>
+          <w:rFonts w:ascii="Pretendard" w:eastAsia="Pretendard" w:hAnsi="Pretendard" w:hint="eastAsia"/>
+          <w:sz w:val="24"/>
+        </w:rPr>
+        <w:t>이다.</w:t>
+      </w:r>
+    </w:p>
+    <w:p>
+      <w:pPr>
+        <w:pStyle w:val="a6"/>
+        <w:numPr>
+          <w:ilvl w:val="1"/>
+          <w:numId w:val="7"/>
+        </w:numPr>
+        <w:rPr>
+          <w:rFonts w:ascii="Pretendard" w:eastAsia="Pretendard" w:hAnsi="Pretendard"/>
+          <w:sz w:val="24"/>
+        </w:rPr>
+      </w:pPr>
+      <w:r>
+        <w:rPr>
+          <w:rFonts w:ascii="Pretendard" w:eastAsia="Pretendard" w:hAnsi="Pretendard" w:hint="eastAsia"/>
+          <w:sz w:val="24"/>
+        </w:rPr>
+        <w:t>(5) 후손 노드는 그 노드로부터 잎 노드에 이르는 경로상에 나타난 모든 노드들을 말한다.</w:t>
+      </w:r>
+    </w:p>
+    <w:p>
+      <w:pPr>
+        <w:pStyle w:val="a6"/>
+        <w:numPr>
+          <w:ilvl w:val="2"/>
+          <w:numId w:val="7"/>
+        </w:numPr>
+        <w:rPr>
+          <w:rFonts w:ascii="Pretendard" w:eastAsia="Pretendard" w:hAnsi="Pretendard"/>
+          <w:sz w:val="24"/>
+        </w:rPr>
+      </w:pPr>
+      <w:r>
+        <w:rPr>
+          <w:rFonts w:ascii="Pretendard" w:eastAsia="Pretendard" w:hAnsi="Pretendard" w:hint="eastAsia"/>
+          <w:sz w:val="24"/>
+        </w:rPr>
+        <w:t xml:space="preserve">따라서 </w:t>
+      </w:r>
+      <w:r>
+        <w:rPr>
+          <w:rFonts w:ascii="Pretendard" w:eastAsia="Pretendard" w:hAnsi="Pretendard"/>
+          <w:sz w:val="24"/>
+        </w:rPr>
+        <w:t>E</w:t>
+      </w:r>
+      <w:r>
+        <w:rPr>
+          <w:rFonts w:ascii="Pretendard" w:eastAsia="Pretendard" w:hAnsi="Pretendard" w:hint="eastAsia"/>
+          <w:sz w:val="24"/>
+        </w:rPr>
+        <w:t xml:space="preserve">의 후손 노드는 </w:t>
+      </w:r>
+      <w:r>
+        <w:rPr>
+          <w:rFonts w:ascii="Pretendard" w:eastAsia="Pretendard" w:hAnsi="Pretendard"/>
+          <w:sz w:val="24"/>
+        </w:rPr>
+        <w:t>H, I</w:t>
+      </w:r>
+      <w:r>
+        <w:rPr>
+          <w:rFonts w:ascii="Pretendard" w:eastAsia="Pretendard" w:hAnsi="Pretendard" w:hint="eastAsia"/>
+          <w:sz w:val="24"/>
+        </w:rPr>
+        <w:t>이다.</w:t>
+      </w:r>
+    </w:p>
+    <w:p>
+      <w:pPr>
+        <w:pStyle w:val="a6"/>
+        <w:numPr>
+          <w:ilvl w:val="1"/>
+          <w:numId w:val="7"/>
+        </w:numPr>
+        <w:rPr>
+          <w:rFonts w:ascii="Pretendard" w:eastAsia="Pretendard" w:hAnsi="Pretendard"/>
+          <w:sz w:val="24"/>
+        </w:rPr>
+      </w:pPr>
+      <w:r>
+        <w:rPr>
+          <w:rFonts w:ascii="Pretendard" w:eastAsia="Pretendard" w:hAnsi="Pretendard" w:hint="eastAsia"/>
+          <w:sz w:val="24"/>
+        </w:rPr>
+        <w:t>(6) 형제 노드는 동일한 부모를 가지는 노드이다.</w:t>
+      </w:r>
+    </w:p>
+    <w:p>
+      <w:pPr>
+        <w:pStyle w:val="a6"/>
+        <w:numPr>
+          <w:ilvl w:val="2"/>
+          <w:numId w:val="7"/>
+        </w:numPr>
+        <w:rPr>
+          <w:rFonts w:ascii="Pretendard" w:eastAsia="Pretendard" w:hAnsi="Pretendard"/>
+          <w:sz w:val="24"/>
+        </w:rPr>
+      </w:pPr>
+      <w:r>
+        <w:rPr>
+          <w:rFonts w:ascii="Pretendard" w:eastAsia="Pretendard" w:hAnsi="Pretendard" w:hint="eastAsia"/>
+          <w:sz w:val="24"/>
+        </w:rPr>
+        <w:t xml:space="preserve">따라서 </w:t>
+      </w:r>
+      <w:r>
+        <w:rPr>
+          <w:rFonts w:ascii="Pretendard" w:eastAsia="Pretendard" w:hAnsi="Pretendard"/>
+          <w:sz w:val="24"/>
+        </w:rPr>
+        <w:t>D</w:t>
+      </w:r>
+      <w:r>
+        <w:rPr>
+          <w:rFonts w:ascii="Pretendard" w:eastAsia="Pretendard" w:hAnsi="Pretendard" w:hint="eastAsia"/>
+          <w:sz w:val="24"/>
+        </w:rPr>
+        <w:t xml:space="preserve">의 형제 노드는 </w:t>
+      </w:r>
+      <w:r>
+        <w:rPr>
+          <w:rFonts w:ascii="Pretendard" w:eastAsia="Pretendard" w:hAnsi="Pretendard"/>
+          <w:sz w:val="24"/>
+        </w:rPr>
+        <w:t>E</w:t>
+      </w:r>
+      <w:r>
+        <w:rPr>
+          <w:rFonts w:ascii="Pretendard" w:eastAsia="Pretendard" w:hAnsi="Pretendard" w:hint="eastAsia"/>
+          <w:sz w:val="24"/>
+        </w:rPr>
+        <w:t>이다.</w:t>
+      </w:r>
+    </w:p>
+    <w:p>
+      <w:pPr>
+        <w:pStyle w:val="a6"/>
+        <w:numPr>
+          <w:ilvl w:val="1"/>
+          <w:numId w:val="7"/>
+        </w:numPr>
+        <w:rPr>
+          <w:rFonts w:ascii="Pretendard" w:eastAsia="Pretendard" w:hAnsi="Pretendard"/>
+          <w:sz w:val="24"/>
+        </w:rPr>
+      </w:pPr>
+      <w:r>
+        <w:rPr>
+          <w:rFonts w:ascii="Pretendard" w:eastAsia="Pretendard" w:hAnsi="Pretendard" w:hint="eastAsia"/>
+          <w:sz w:val="24"/>
+        </w:rPr>
+        <w:t>(7) 레벨이란 루트의 레벨을 0으로 놓고 자손 노드로 내려가면서 하나씩 증가한다.</w:t>
+      </w:r>
+    </w:p>
+    <w:p>
+      <w:pPr>
+        <w:pStyle w:val="a6"/>
+        <w:numPr>
+          <w:ilvl w:val="2"/>
+          <w:numId w:val="7"/>
+        </w:numPr>
+        <w:rPr>
+          <w:rFonts w:ascii="Pretendard" w:eastAsia="Pretendard" w:hAnsi="Pretendard"/>
+          <w:sz w:val="24"/>
+        </w:rPr>
+      </w:pPr>
+      <w:r>
+        <w:rPr>
+          <w:rFonts w:ascii="Pretendard" w:eastAsia="Pretendard" w:hAnsi="Pretendard" w:hint="eastAsia"/>
+          <w:sz w:val="24"/>
+        </w:rPr>
+        <w:t xml:space="preserve">따라서 </w:t>
+      </w:r>
+      <w:r>
+        <w:rPr>
+          <w:rFonts w:ascii="Pretendard" w:eastAsia="Pretendard" w:hAnsi="Pretendard"/>
+          <w:sz w:val="24"/>
+        </w:rPr>
+        <w:t>C</w:t>
+      </w:r>
+      <w:r>
+        <w:rPr>
+          <w:rFonts w:ascii="Pretendard" w:eastAsia="Pretendard" w:hAnsi="Pretendard" w:hint="eastAsia"/>
+          <w:sz w:val="24"/>
+        </w:rPr>
+        <w:t>의 레벨은 1이다.</w:t>
+      </w:r>
+    </w:p>
+    <w:p>
+      <w:pPr>
+        <w:pStyle w:val="a6"/>
+        <w:numPr>
+          <w:ilvl w:val="1"/>
+          <w:numId w:val="7"/>
+        </w:numPr>
+        <w:rPr>
+          <w:rFonts w:ascii="Pretendard" w:eastAsia="Pretendard" w:hAnsi="Pretendard"/>
+          <w:sz w:val="24"/>
+        </w:rPr>
+      </w:pPr>
+      <w:r>
+        <w:rPr>
+          <w:rFonts w:ascii="Pretendard" w:eastAsia="Pretendard" w:hAnsi="Pretendard" w:hint="eastAsia"/>
+          <w:sz w:val="24"/>
+        </w:rPr>
+        <w:t>(8) 트리의 높이란 트리에서 가질 수 있는 최대 레벨로서 트리의 깊이라고도 한다.</w:t>
+      </w:r>
+    </w:p>
+    <w:p>
+      <w:pPr>
+        <w:pStyle w:val="a6"/>
+        <w:numPr>
+          <w:ilvl w:val="2"/>
+          <w:numId w:val="7"/>
+        </w:numPr>
+        <w:rPr>
+          <w:rFonts w:ascii="Pretendard" w:eastAsia="Pretendard" w:hAnsi="Pretendard"/>
+          <w:sz w:val="24"/>
+        </w:rPr>
+      </w:pPr>
+      <w:r>
+        <w:rPr>
+          <w:rFonts w:ascii="Pretendard" w:eastAsia="Pretendard" w:hAnsi="Pretendard" w:hint="eastAsia"/>
+          <w:sz w:val="24"/>
+        </w:rPr>
+        <w:t xml:space="preserve">따라서 </w:t>
+      </w:r>
+      <w:r>
+        <w:rPr>
+          <w:rFonts w:ascii="Pretendard" w:eastAsia="Pretendard" w:hAnsi="Pretendard"/>
+          <w:sz w:val="24"/>
+        </w:rPr>
+        <w:t>C</w:t>
+      </w:r>
+      <w:r>
+        <w:rPr>
+          <w:rFonts w:ascii="Pretendard" w:eastAsia="Pretendard" w:hAnsi="Pretendard" w:hint="eastAsia"/>
+          <w:sz w:val="24"/>
+        </w:rPr>
+        <w:t>의 높이는 2이다.</w:t>
+      </w:r>
+    </w:p>
+    <w:p>
+      <w:pPr>
+        <w:pStyle w:val="a6"/>
+        <w:numPr>
+          <w:ilvl w:val="0"/>
+          <w:numId w:val="7"/>
+        </w:numPr>
+        <w:rPr>
+          <w:rFonts w:ascii="Pretendard" w:eastAsia="Pretendard" w:hAnsi="Pretendard"/>
+          <w:sz w:val="24"/>
+        </w:rPr>
+      </w:pPr>
+      <w:r>
+        <w:rPr>
+          <w:rFonts w:ascii="Pretendard" w:eastAsia="Pretendard" w:hAnsi="Pretendard" w:hint="eastAsia"/>
+          <w:sz w:val="24"/>
+        </w:rPr>
+        <w:lastRenderedPageBreak/>
+        <w:t>정답</w:t>
+      </w:r>
+    </w:p>
+    <w:p>
+      <w:pPr>
+        <w:pStyle w:val="a6"/>
+        <w:numPr>
+          <w:ilvl w:val="1"/>
+          <w:numId w:val="7"/>
+        </w:numPr>
+        <w:rPr>
+          <w:rFonts w:ascii="Pretendard" w:eastAsia="Pretendard" w:hAnsi="Pretendard"/>
+          <w:sz w:val="24"/>
+        </w:rPr>
+      </w:pPr>
+      <w:r>
+        <w:rPr>
+          <w:rFonts w:ascii="Pretendard" w:eastAsia="Pretendard" w:hAnsi="Pretendard" w:hint="eastAsia"/>
+          <w:sz w:val="24"/>
+        </w:rPr>
+        <w:t xml:space="preserve">(1) </w:t>
+      </w:r>
+      <w:r>
+        <w:rPr>
+          <w:rFonts w:ascii="Pretendard" w:eastAsia="Pretendard" w:hAnsi="Pretendard"/>
+          <w:sz w:val="24"/>
+        </w:rPr>
+        <w:t>D, H, I, F, J, K</w:t>
+      </w:r>
+    </w:p>
+    <w:p>
+      <w:pPr>
+        <w:pStyle w:val="a6"/>
+        <w:numPr>
+          <w:ilvl w:val="1"/>
+          <w:numId w:val="7"/>
+        </w:numPr>
+        <w:rPr>
+          <w:rFonts w:ascii="Pretendard" w:eastAsia="Pretendard" w:hAnsi="Pretendard"/>
+          <w:sz w:val="24"/>
+        </w:rPr>
+      </w:pPr>
+      <w:r>
+        <w:rPr>
+          <w:rFonts w:ascii="Pretendard" w:eastAsia="Pretendard" w:hAnsi="Pretendard" w:hint="eastAsia"/>
+          <w:sz w:val="24"/>
+        </w:rPr>
+        <w:t xml:space="preserve">(2) </w:t>
+      </w:r>
+      <w:r>
+        <w:rPr>
+          <w:rFonts w:ascii="Pretendard" w:eastAsia="Pretendard" w:hAnsi="Pretendard"/>
+          <w:sz w:val="24"/>
+        </w:rPr>
+        <w:t>A</w:t>
+      </w:r>
+    </w:p>
+    <w:p>
+      <w:pPr>
+        <w:pStyle w:val="a6"/>
+        <w:numPr>
+          <w:ilvl w:val="1"/>
+          <w:numId w:val="7"/>
+        </w:numPr>
+        <w:rPr>
+          <w:rFonts w:ascii="Pretendard" w:eastAsia="Pretendard" w:hAnsi="Pretendard"/>
+          <w:sz w:val="24"/>
+        </w:rPr>
+      </w:pPr>
+      <w:r>
+        <w:rPr>
+          <w:rFonts w:ascii="Pretendard" w:eastAsia="Pretendard" w:hAnsi="Pretendard" w:hint="eastAsia"/>
+          <w:sz w:val="24"/>
+        </w:rPr>
+        <w:t xml:space="preserve">(3) </w:t>
+      </w:r>
+      <w:r>
+        <w:rPr>
+          <w:rFonts w:ascii="Pretendard" w:eastAsia="Pretendard" w:hAnsi="Pretendard"/>
+          <w:sz w:val="24"/>
+        </w:rPr>
+        <w:t>A</w:t>
+      </w:r>
+    </w:p>
+    <w:p>
+      <w:pPr>
+        <w:pStyle w:val="a6"/>
+        <w:numPr>
+          <w:ilvl w:val="1"/>
+          <w:numId w:val="7"/>
+        </w:numPr>
+        <w:rPr>
+          <w:rFonts w:ascii="Pretendard" w:eastAsia="Pretendard" w:hAnsi="Pretendard"/>
+          <w:sz w:val="24"/>
+        </w:rPr>
+      </w:pPr>
+      <w:r>
+        <w:rPr>
+          <w:rFonts w:ascii="Pretendard" w:eastAsia="Pretendard" w:hAnsi="Pretendard" w:hint="eastAsia"/>
+          <w:sz w:val="24"/>
+        </w:rPr>
+        <w:t xml:space="preserve">(4) </w:t>
+      </w:r>
+      <w:r>
+        <w:rPr>
+          <w:rFonts w:ascii="Pretendard" w:eastAsia="Pretendard" w:hAnsi="Pretendard"/>
+          <w:sz w:val="24"/>
+        </w:rPr>
+        <w:t>B, A</w:t>
+      </w:r>
+    </w:p>
+    <w:p>
+      <w:pPr>
+        <w:pStyle w:val="a6"/>
+        <w:numPr>
+          <w:ilvl w:val="1"/>
+          <w:numId w:val="7"/>
+        </w:numPr>
+        <w:rPr>
+          <w:rFonts w:ascii="Pretendard" w:eastAsia="Pretendard" w:hAnsi="Pretendard"/>
+          <w:sz w:val="24"/>
+        </w:rPr>
+      </w:pPr>
+      <w:r>
+        <w:rPr>
+          <w:rFonts w:ascii="Pretendard" w:eastAsia="Pretendard" w:hAnsi="Pretendard" w:hint="eastAsia"/>
+          <w:sz w:val="24"/>
+        </w:rPr>
+        <w:t xml:space="preserve">(5) </w:t>
+      </w:r>
+      <w:r>
+        <w:rPr>
+          <w:rFonts w:ascii="Pretendard" w:eastAsia="Pretendard" w:hAnsi="Pretendard"/>
+          <w:sz w:val="24"/>
+        </w:rPr>
+        <w:t>H, I</w:t>
+      </w:r>
+    </w:p>
+    <w:p>
+      <w:pPr>
+        <w:pStyle w:val="a6"/>
+        <w:numPr>
+          <w:ilvl w:val="1"/>
+          <w:numId w:val="7"/>
+        </w:numPr>
+        <w:rPr>
+          <w:rFonts w:ascii="Pretendard" w:eastAsia="Pretendard" w:hAnsi="Pretendard"/>
+          <w:sz w:val="24"/>
+        </w:rPr>
+      </w:pPr>
+      <w:r>
+        <w:rPr>
+          <w:rFonts w:ascii="Pretendard" w:eastAsia="Pretendard" w:hAnsi="Pretendard" w:hint="eastAsia"/>
+          <w:sz w:val="24"/>
+        </w:rPr>
+        <w:t xml:space="preserve">(6) </w:t>
+      </w:r>
+      <w:r>
+        <w:rPr>
+          <w:rFonts w:ascii="Pretendard" w:eastAsia="Pretendard" w:hAnsi="Pretendard"/>
+          <w:sz w:val="24"/>
+        </w:rPr>
+        <w:t>E</w:t>
+      </w:r>
+    </w:p>
+    <w:p>
+      <w:pPr>
+        <w:pStyle w:val="a6"/>
+        <w:numPr>
+          <w:ilvl w:val="1"/>
+          <w:numId w:val="7"/>
+        </w:numPr>
+        <w:rPr>
+          <w:rFonts w:ascii="Pretendard" w:eastAsia="Pretendard" w:hAnsi="Pretendard"/>
+          <w:sz w:val="24"/>
+        </w:rPr>
+      </w:pPr>
+      <w:r>
+        <w:rPr>
+          <w:rFonts w:ascii="Pretendard" w:eastAsia="Pretendard" w:hAnsi="Pretendard" w:hint="eastAsia"/>
+          <w:sz w:val="24"/>
+        </w:rPr>
+        <w:t>(7) 1</w:t>
+      </w:r>
+    </w:p>
+    <w:p>
+      <w:pPr>
+        <w:pStyle w:val="a6"/>
+        <w:numPr>
+          <w:ilvl w:val="1"/>
+          <w:numId w:val="7"/>
+        </w:numPr>
+        <w:rPr>
+          <w:rFonts w:ascii="Pretendard" w:eastAsia="Pretendard" w:hAnsi="Pretendard"/>
+          <w:sz w:val="24"/>
+        </w:rPr>
+      </w:pPr>
+      <w:r>
+        <w:rPr>
+          <w:rFonts w:ascii="Pretendard" w:eastAsia="Pretendard" w:hAnsi="Pretendard" w:hint="eastAsia"/>
+          <w:sz w:val="24"/>
+        </w:rPr>
+        <w:t>(8) 2</w:t>
+      </w:r>
+    </w:p>
+    <w:p>
+      <w:pPr>
+        <w:spacing w:after="160"/>
+        <w:rPr>
+          <w:rFonts w:ascii="Pretendard" w:eastAsia="Pretendard" w:hAnsi="Pretendard"/>
+        </w:rPr>
+      </w:pPr>
+      <w:r>
+        <w:rPr>
+          <w:rFonts w:ascii="Pretendard" w:eastAsia="Pretendard" w:hAnsi="Pretendard"/>
+        </w:rPr>
+        <w:br w:type="page"/>
+      </w:r>
+    </w:p>
+    <w:p>
+      <w:pPr>
+        <w:rPr>
+          <w:rFonts w:ascii="Pretendard" w:eastAsia="Pretendard" w:hAnsi="Pretendard"/>
+          <w:b/>
+          <w:bCs/>
+        </w:rPr>
+      </w:pPr>
+      <w:r>
+        <w:rPr>
+          <w:rFonts w:ascii="Pretendard" w:eastAsia="Pretendard" w:hAnsi="Pretendard" w:hint="eastAsia"/>
+          <w:b/>
+          <w:bCs/>
+          <w:sz w:val="32"/>
+          <w:szCs w:val="32"/>
+        </w:rPr>
+        <w:lastRenderedPageBreak/>
+        <w:t>9</w:t>
+      </w:r>
+      <w:r>
+        <w:rPr>
+          <w:rFonts w:ascii="Pretendard" w:eastAsia="Pretendard" w:hAnsi="Pretendard" w:hint="eastAsia"/>
+          <w:b/>
+          <w:bCs/>
+          <w:sz w:val="32"/>
+          <w:szCs w:val="32"/>
+        </w:rPr>
+        <w:t xml:space="preserve">장 </w:t>
+      </w:r>
+      <w:r>
+        <w:rPr>
+          <w:rFonts w:ascii="Pretendard" w:eastAsia="Pretendard" w:hAnsi="Pretendard" w:hint="eastAsia"/>
+          <w:b/>
+          <w:bCs/>
+          <w:sz w:val="32"/>
+          <w:szCs w:val="32"/>
+        </w:rPr>
+        <w:t>순열, 이산적 확률, 재귀적 관계</w:t>
+      </w:r>
+    </w:p>
+    <w:p>
+      <w:pPr>
+        <w:rPr>
+          <w:rFonts w:ascii="Pretendard" w:eastAsia="Pretendard" w:hAnsi="Pretendard"/>
+          <w:b/>
+          <w:bCs/>
+        </w:rPr>
+      </w:pPr>
+      <w:r>
+        <w:rPr>
+          <w:rFonts w:ascii="Pretendard" w:eastAsia="Pretendard" w:hAnsi="Pretendard" w:hint="eastAsia"/>
+          <w:b/>
+          <w:bCs/>
+        </w:rPr>
+        <w:t>Part 1. 진위 문제</w:t>
+      </w:r>
+    </w:p>
+    <w:p>
+      <w:pPr>
+        <w:rPr>
+          <w:rFonts w:ascii="Pretendard" w:eastAsia="Pretendard" w:hAnsi="Pretendard"/>
+        </w:rPr>
+      </w:pPr>
+      <w:r>
+        <w:rPr>
+          <w:rFonts w:ascii="Pretendard" w:eastAsia="Pretendard" w:hAnsi="Pretendard" w:hint="eastAsia"/>
+          <w:noProof/>
+          <w14:ligatures w14:val="standardContextual"/>
+        </w:rPr>
+        <w:drawing>
+          <wp:inline distT="0" distB="0" distL="0" distR="0" wp14:anchorId="0444DEE0" wp14:editId="62D0889F">
+            <wp:extent cx="5110843" cy="587719"/>
+            <wp:effectExtent l="0" t="0" r="0" b="0"/>
+            <wp:docPr id="295383093" name="그림 10"/>
+            <wp:cNvGraphicFramePr>
+              <a:graphicFrameLocks xmlns:a="http://schemas.openxmlformats.org/drawingml/2006/main" noChangeAspect="1"/>
+            </wp:cNvGraphicFramePr>
+            <a:graphic xmlns:a="http://schemas.openxmlformats.org/drawingml/2006/main">
+              <a:graphicData uri="http://schemas.openxmlformats.org/drawingml/2006/picture">
+                <pic:pic xmlns:pic="http://schemas.openxmlformats.org/drawingml/2006/picture">
+                  <pic:nvPicPr>
+                    <pic:cNvPr id="295383093" name="그림 295383093"/>
+                    <pic:cNvPicPr/>
+                  </pic:nvPicPr>
+                  <pic:blipFill>
+                    <a:blip r:embed="rId18" cstate="print">
+                      <a:extLst>
+                        <a:ext uri="{28A0092B-C50C-407E-A947-70E740481C1C}">
+                          <a14:useLocalDpi xmlns:a14="http://schemas.microsoft.com/office/drawing/2010/main" val="0"/>
+                        </a:ext>
+                      </a:extLst>
+                    </a:blip>
+                    <a:stretch>
+                      <a:fillRect/>
+                    </a:stretch>
+                  </pic:blipFill>
+                  <pic:spPr>
+                    <a:xfrm>
+                      <a:off x="0" y="0"/>
+                      <a:ext cx="5179164" cy="595576"/>
+                    </a:xfrm>
+                    <a:prstGeom prst="rect">
+                      <a:avLst/>
+                    </a:prstGeom>
+                  </pic:spPr>
+                </pic:pic>
+              </a:graphicData>
+            </a:graphic>
+          </wp:inline>
+        </w:drawing>
+      </w:r>
+    </w:p>
+    <w:p>
+      <w:pPr>
+        <w:pStyle w:val="a6"/>
+        <w:numPr>
+          <w:ilvl w:val="0"/>
+          <w:numId w:val="7"/>
+        </w:numPr>
+        <w:rPr>
+          <w:rFonts w:ascii="Pretendard" w:eastAsia="Pretendard" w:hAnsi="Pretendard"/>
+          <w:sz w:val="24"/>
+        </w:rPr>
+      </w:pPr>
+      <w:r>
+        <w:rPr>
+          <w:rFonts w:ascii="Pretendard" w:eastAsia="Pretendard" w:hAnsi="Pretendard" w:hint="eastAsia"/>
+          <w:sz w:val="24"/>
+        </w:rPr>
+        <w:t>풀이과정</w:t>
+      </w:r>
+    </w:p>
+    <w:p>
+      <w:pPr>
+        <w:ind w:firstLine="440"/>
+        <w:rPr>
+          <w:rFonts w:ascii="Pretendard" w:eastAsia="Pretendard" w:hAnsi="Pretendard"/>
+        </w:rPr>
+      </w:pPr>
+      <w:r>
+        <w:rPr>
+          <w:noProof/>
+        </w:rPr>
+        <w:drawing>
+          <wp:inline distT="0" distB="0" distL="0" distR="0" wp14:anchorId="14CC1567" wp14:editId="4C257A61">
+            <wp:extent cx="5105400" cy="1663700"/>
+            <wp:effectExtent l="0" t="0" r="0" b="0"/>
+            <wp:docPr id="806929428" name="그림 11"/>
+            <wp:cNvGraphicFramePr>
+              <a:graphicFrameLocks xmlns:a="http://schemas.openxmlformats.org/drawingml/2006/main" noChangeAspect="1"/>
+            </wp:cNvGraphicFramePr>
+            <a:graphic xmlns:a="http://schemas.openxmlformats.org/drawingml/2006/main">
+              <a:graphicData uri="http://schemas.openxmlformats.org/drawingml/2006/picture">
+                <pic:pic xmlns:pic="http://schemas.openxmlformats.org/drawingml/2006/picture">
+                  <pic:nvPicPr>
+                    <pic:cNvPr id="806929428" name="그림 806929428"/>
+                    <pic:cNvPicPr/>
+                  </pic:nvPicPr>
+                  <pic:blipFill>
+                    <a:blip r:embed="rId19">
+                      <a:extLst>
+                        <a:ext uri="{28A0092B-C50C-407E-A947-70E740481C1C}">
+                          <a14:useLocalDpi xmlns:a14="http://schemas.microsoft.com/office/drawing/2010/main" val="0"/>
+                        </a:ext>
+                      </a:extLst>
+                    </a:blip>
+                    <a:stretch>
+                      <a:fillRect/>
+                    </a:stretch>
+                  </pic:blipFill>
+                  <pic:spPr>
+                    <a:xfrm>
+                      <a:off x="0" y="0"/>
+                      <a:ext cx="5105400" cy="1663700"/>
+                    </a:xfrm>
+                    <a:prstGeom prst="rect">
+                      <a:avLst/>
+                    </a:prstGeom>
+                  </pic:spPr>
+                </pic:pic>
+              </a:graphicData>
+            </a:graphic>
+          </wp:inline>
+        </w:drawing>
+      </w:r>
+    </w:p>
+    <w:p>
+      <w:pPr>
+        <w:pStyle w:val="a6"/>
+        <w:numPr>
+          <w:ilvl w:val="0"/>
+          <w:numId w:val="7"/>
+        </w:numPr>
+        <w:rPr>
+          <w:rFonts w:ascii="Pretendard" w:eastAsia="Pretendard" w:hAnsi="Pretendard"/>
+          <w:sz w:val="24"/>
+        </w:rPr>
+      </w:pPr>
+      <w:r>
+        <w:rPr>
+          <w:rFonts w:ascii="Pretendard" w:eastAsia="Pretendard" w:hAnsi="Pretendard" w:hint="eastAsia"/>
+          <w:sz w:val="24"/>
+        </w:rPr>
+        <w:t>정답 : 맞다</w:t>
+      </w:r>
+    </w:p>
+    <w:p>
+      <w:pPr>
+        <w:rPr>
+          <w:rFonts w:ascii="Pretendard" w:eastAsia="Pretendard" w:hAnsi="Pretendard"/>
+        </w:rPr>
+      </w:pPr>
+      <w:r>
+        <w:rPr>
+          <w:rFonts w:ascii="Pretendard" w:eastAsia="Pretendard" w:hAnsi="Pretendard" w:hint="eastAsia"/>
+          <w:noProof/>
+          <w14:ligatures w14:val="standardContextual"/>
+        </w:rPr>
+        <w:drawing>
+          <wp:inline distT="0" distB="0" distL="0" distR="0" wp14:anchorId="43F7937D" wp14:editId="582D7439">
+            <wp:extent cx="5759450" cy="300990"/>
+            <wp:effectExtent l="0" t="0" r="6350" b="3810"/>
+            <wp:docPr id="183475980" name="그림 12"/>
+            <wp:cNvGraphicFramePr>
+              <a:graphicFrameLocks xmlns:a="http://schemas.openxmlformats.org/drawingml/2006/main" noChangeAspect="1"/>
+            </wp:cNvGraphicFramePr>
+            <a:graphic xmlns:a="http://schemas.openxmlformats.org/drawingml/2006/main">
+              <a:graphicData uri="http://schemas.openxmlformats.org/drawingml/2006/picture">
+                <pic:pic xmlns:pic="http://schemas.openxmlformats.org/drawingml/2006/picture">
+                  <pic:nvPicPr>
+                    <pic:cNvPr id="183475980" name="그림 183475980"/>
+                    <pic:cNvPicPr/>
+                  </pic:nvPicPr>
+                  <pic:blipFill>
+                    <a:blip r:embed="rId20" cstate="print">
+                      <a:extLst>
+                        <a:ext uri="{28A0092B-C50C-407E-A947-70E740481C1C}">
+                          <a14:useLocalDpi xmlns:a14="http://schemas.microsoft.com/office/drawing/2010/main" val="0"/>
+                        </a:ext>
+                      </a:extLst>
+                    </a:blip>
+                    <a:stretch>
+                      <a:fillRect/>
+                    </a:stretch>
+                  </pic:blipFill>
+                  <pic:spPr>
+                    <a:xfrm>
+                      <a:off x="0" y="0"/>
+                      <a:ext cx="5759450" cy="300990"/>
+                    </a:xfrm>
+                    <a:prstGeom prst="rect">
+                      <a:avLst/>
+                    </a:prstGeom>
+                  </pic:spPr>
+                </pic:pic>
+              </a:graphicData>
+            </a:graphic>
+          </wp:inline>
+        </w:drawing>
+      </w:r>
+    </w:p>
+    <w:p>
+      <w:pPr>
+        <w:pStyle w:val="a6"/>
+        <w:numPr>
+          <w:ilvl w:val="0"/>
+          <w:numId w:val="7"/>
+        </w:numPr>
+        <w:rPr>
+          <w:rFonts w:ascii="Pretendard" w:eastAsia="Pretendard" w:hAnsi="Pretendard"/>
+          <w:sz w:val="24"/>
+        </w:rPr>
+      </w:pPr>
+      <w:r>
+        <w:rPr>
+          <w:rFonts w:ascii="Pretendard" w:eastAsia="Pretendard" w:hAnsi="Pretendard" w:hint="eastAsia"/>
+          <w:sz w:val="24"/>
+        </w:rPr>
+        <w:t>풀이과정</w:t>
+      </w:r>
+      <w:r>
+        <w:rPr>
+          <w:rFonts w:ascii="Pretendard" w:eastAsia="Pretendard" w:hAnsi="Pretendard"/>
+          <w:noProof/>
+          <w:sz w:val="24"/>
+        </w:rPr>
+        <w:drawing>
+          <wp:inline distT="0" distB="0" distL="0" distR="0" wp14:anchorId="57228985" wp14:editId="52D0E2F4">
+            <wp:extent cx="5759450" cy="781685"/>
+            <wp:effectExtent l="0" t="0" r="6350" b="5715"/>
+            <wp:docPr id="1466384886" name="그림 13" descr="텍스트, 스크린샷, 폰트, 아쿠아이(가) 표시된 사진&#10;&#10;AI가 생성한 콘텐츠는 부정확할 수 있습니다."/>
+            <wp:cNvGraphicFramePr>
+              <a:graphicFrameLocks xmlns:a="http://schemas.openxmlformats.org/drawingml/2006/main" noChangeAspect="1"/>
+            </wp:cNvGraphicFramePr>
+            <a:graphic xmlns:a="http://schemas.openxmlformats.org/drawingml/2006/main">
+              <a:graphicData uri="http://schemas.openxmlformats.org/drawingml/2006/picture">
+                <pic:pic xmlns:pic="http://schemas.openxmlformats.org/drawingml/2006/picture">
+                  <pic:nvPicPr>
+                    <pic:cNvPr id="1466384886" name="그림 13" descr="텍스트, 스크린샷, 폰트, 아쿠아이(가) 표시된 사진&#10;&#10;AI가 생성한 콘텐츠는 부정확할 수 있습니다."/>
+                    <pic:cNvPicPr/>
+                  </pic:nvPicPr>
+                  <pic:blipFill>
+                    <a:blip r:embed="rId21" cstate="print">
+                      <a:extLst>
+                        <a:ext uri="{28A0092B-C50C-407E-A947-70E740481C1C}">
+                          <a14:useLocalDpi xmlns:a14="http://schemas.microsoft.com/office/drawing/2010/main" val="0"/>
+                        </a:ext>
+                      </a:extLst>
+                    </a:blip>
+                    <a:stretch>
+                      <a:fillRect/>
+                    </a:stretch>
+                  </pic:blipFill>
+                  <pic:spPr>
+                    <a:xfrm>
+                      <a:off x="0" y="0"/>
+                      <a:ext cx="5759450" cy="781685"/>
+                    </a:xfrm>
+                    <a:prstGeom prst="rect">
+                      <a:avLst/>
+                    </a:prstGeom>
+                  </pic:spPr>
+                </pic:pic>
+              </a:graphicData>
+            </a:graphic>
+          </wp:inline>
+        </w:drawing>
+      </w:r>
+    </w:p>
+    <w:p>
+      <w:pPr>
+        <w:pStyle w:val="a6"/>
+        <w:numPr>
+          <w:ilvl w:val="0"/>
+          <w:numId w:val="7"/>
+        </w:numPr>
+        <w:rPr>
+          <w:rFonts w:ascii="Pretendard" w:eastAsia="Pretendard" w:hAnsi="Pretendard"/>
+          <w:sz w:val="24"/>
+        </w:rPr>
+      </w:pPr>
+      <w:r>
+        <w:rPr>
+          <w:rFonts w:ascii="Pretendard" w:eastAsia="Pretendard" w:hAnsi="Pretendard" w:hint="eastAsia"/>
+          <w:sz w:val="24"/>
+        </w:rPr>
+        <w:t xml:space="preserve">정답 : </w:t>
+      </w:r>
+      <w:r>
+        <w:rPr>
+          <w:rFonts w:ascii="Pretendard" w:eastAsia="Pretendard" w:hAnsi="Pretendard" w:hint="eastAsia"/>
+          <w:sz w:val="24"/>
+        </w:rPr>
+        <w:t>맞다</w:t>
+      </w:r>
+    </w:p>
+    <w:p>
+      <w:pPr>
+        <w:rPr>
+          <w:rFonts w:ascii="Pretendard" w:eastAsia="Pretendard" w:hAnsi="Pretendard"/>
+        </w:rPr>
+      </w:pPr>
+    </w:p>
+    <w:p>
+      <w:pPr>
+        <w:rPr>
+          <w:rFonts w:ascii="Pretendard" w:eastAsia="Pretendard" w:hAnsi="Pretendard"/>
+          <w:b/>
+          <w:bCs/>
+        </w:rPr>
+      </w:pPr>
+      <w:r>
+        <w:rPr>
+          <w:rFonts w:ascii="Pretendard" w:eastAsia="Pretendard" w:hAnsi="Pretendard" w:hint="eastAsia"/>
+          <w:b/>
+          <w:bCs/>
+        </w:rPr>
+        <w:t xml:space="preserve">Part </w:t>
+      </w:r>
+      <w:r>
+        <w:rPr>
+          <w:rFonts w:ascii="Pretendard" w:eastAsia="Pretendard" w:hAnsi="Pretendard" w:hint="eastAsia"/>
+          <w:b/>
+          <w:bCs/>
+        </w:rPr>
+        <w:t>2</w:t>
+      </w:r>
+      <w:r>
+        <w:rPr>
+          <w:rFonts w:ascii="Pretendard" w:eastAsia="Pretendard" w:hAnsi="Pretendard" w:hint="eastAsia"/>
+          <w:b/>
+          <w:bCs/>
+        </w:rPr>
+        <w:t xml:space="preserve">. </w:t>
+      </w:r>
+      <w:r>
+        <w:rPr>
+          <w:rFonts w:ascii="Pretendard" w:eastAsia="Pretendard" w:hAnsi="Pretendard" w:hint="eastAsia"/>
+          <w:b/>
+          <w:bCs/>
+        </w:rPr>
+        <w:t>선택</w:t>
+      </w:r>
+      <w:r>
+        <w:rPr>
+          <w:rFonts w:ascii="Pretendard" w:eastAsia="Pretendard" w:hAnsi="Pretendard" w:hint="eastAsia"/>
+          <w:b/>
+          <w:bCs/>
+        </w:rPr>
+        <w:t xml:space="preserve"> 문제</w:t>
+      </w:r>
+    </w:p>
+    <w:p>
+      <w:pPr>
+        <w:ind w:firstLine="440"/>
+        <w:rPr>
+          <w:rFonts w:ascii="Pretendard" w:eastAsia="Pretendard" w:hAnsi="Pretendard"/>
+        </w:rPr>
+      </w:pPr>
+      <w:r>
+        <w:rPr>
+          <w:rFonts w:ascii="Pretendard" w:eastAsia="Pretendard" w:hAnsi="Pretendard" w:hint="eastAsia"/>
+        </w:rPr>
+        <w:t>1. m</w:t>
+      </w:r>
+      <w:r>
+        <w:rPr>
+          <w:rFonts w:ascii="Pretendard" w:eastAsia="Pretendard" w:hAnsi="Pretendard"/>
+        </w:rPr>
+        <w:t>oon</w:t>
+      </w:r>
+      <w:r>
+        <w:rPr>
+          <w:rFonts w:ascii="Pretendard" w:eastAsia="Pretendard" w:hAnsi="Pretendard" w:hint="eastAsia"/>
+        </w:rPr>
+        <w:t>의 4개 문자를 일렬로 나열하는 방법의 수는?</w:t>
+      </w:r>
+    </w:p>
+    <w:p>
+      <w:pPr>
+        <w:ind w:left="440"/>
+        <w:rPr>
+          <w:rFonts w:ascii="Pretendard" w:eastAsia="Pretendard" w:hAnsi="Pretendard"/>
+        </w:rPr>
+      </w:pPr>
+      <w:r>
+        <w:rPr>
+          <w:rFonts w:ascii="Pretendard" w:eastAsia="Pretendard" w:hAnsi="Pretendard" w:hint="eastAsia"/>
+        </w:rPr>
+        <w:t>(1) 6가지 (2) 12가지 (3) 24가지 (4) 32가지</w:t>
+      </w:r>
+    </w:p>
+    <w:p>
+      <w:pPr>
+        <w:pStyle w:val="a6"/>
+        <w:numPr>
+          <w:ilvl w:val="0"/>
+          <w:numId w:val="7"/>
+        </w:numPr>
+        <w:rPr>
+          <w:rFonts w:ascii="Pretendard" w:eastAsia="Pretendard" w:hAnsi="Pretendard"/>
+          <w:sz w:val="24"/>
+        </w:rPr>
+      </w:pPr>
+      <w:r>
+        <w:rPr>
+          <w:rFonts w:ascii="Pretendard" w:eastAsia="Pretendard" w:hAnsi="Pretendard" w:hint="eastAsia"/>
+          <w:sz w:val="24"/>
+        </w:rPr>
+        <w:t>풀이과정</w:t>
+      </w:r>
+    </w:p>
+    <w:p>
+      <w:pPr>
+        <w:pStyle w:val="a6"/>
+        <w:ind w:left="800"/>
+        <w:rPr>
+          <w:rFonts w:ascii="Pretendard" w:eastAsia="Pretendard" w:hAnsi="Pretendard"/>
+          <w:sz w:val="24"/>
+        </w:rPr>
+      </w:pPr>
+      <w:r>
+        <w:rPr>
+          <w:rFonts w:ascii="Pretendard" w:eastAsia="Pretendard" w:hAnsi="Pretendard" w:hint="eastAsia"/>
+          <w:noProof/>
+          <w:sz w:val="24"/>
+        </w:rPr>
+        <w:drawing>
+          <wp:inline distT="0" distB="0" distL="0" distR="0" wp14:anchorId="6CB4BD8B" wp14:editId="3FEBF4E0">
+            <wp:extent cx="5759450" cy="2421890"/>
+            <wp:effectExtent l="0" t="0" r="6350" b="3810"/>
+            <wp:docPr id="1250527390" name="그림 14" descr="폰트, 친필, 서예, 텍스트이(가) 표시된 사진&#10;&#10;AI가 생성한 콘텐츠는 부정확할 수 있습니다."/>
+            <wp:cNvGraphicFramePr>
+              <a:graphicFrameLocks xmlns:a="http://schemas.openxmlformats.org/drawingml/2006/main" noChangeAspect="1"/>
+            </wp:cNvGraphicFramePr>
+            <a:graphic xmlns:a="http://schemas.openxmlformats.org/drawingml/2006/main">
+              <a:graphicData uri="http://schemas.openxmlformats.org/drawingml/2006/picture">
+                <pic:pic xmlns:pic="http://schemas.openxmlformats.org/drawingml/2006/picture">
+                  <pic:nvPicPr>
+                    <pic:cNvPr id="1250527390" name="그림 14" descr="폰트, 친필, 서예, 텍스트이(가) 표시된 사진&#10;&#10;AI가 생성한 콘텐츠는 부정확할 수 있습니다."/>
+                    <pic:cNvPicPr/>
+                  </pic:nvPicPr>
+                  <pic:blipFill>
+                    <a:blip r:embed="rId22" cstate="print">
+                      <a:extLst>
+                        <a:ext uri="{28A0092B-C50C-407E-A947-70E740481C1C}">
+                          <a14:useLocalDpi xmlns:a14="http://schemas.microsoft.com/office/drawing/2010/main" val="0"/>
+                        </a:ext>
+                      </a:extLst>
+                    </a:blip>
+                    <a:stretch>
+                      <a:fillRect/>
+                    </a:stretch>
+                  </pic:blipFill>
+                  <pic:spPr>
+                    <a:xfrm>
+                      <a:off x="0" y="0"/>
+                      <a:ext cx="5759450" cy="2421890"/>
+                    </a:xfrm>
+                    <a:prstGeom prst="rect">
+                      <a:avLst/>
+                    </a:prstGeom>
+                  </pic:spPr>
+                </pic:pic>
+              </a:graphicData>
+            </a:graphic>
+          </wp:inline>
+        </w:drawing>
+      </w:r>
+    </w:p>
+    <w:p>
+      <w:pPr>
+        <w:pStyle w:val="a6"/>
+        <w:numPr>
+          <w:ilvl w:val="0"/>
+          <w:numId w:val="7"/>
+        </w:numPr>
+        <w:rPr>
+          <w:rFonts w:ascii="Pretendard" w:eastAsia="Pretendard" w:hAnsi="Pretendard"/>
+          <w:sz w:val="24"/>
+        </w:rPr>
+      </w:pPr>
+      <w:r>
+        <w:rPr>
+          <w:rFonts w:ascii="Pretendard" w:eastAsia="Pretendard" w:hAnsi="Pretendard" w:hint="eastAsia"/>
+          <w:sz w:val="24"/>
+        </w:rPr>
+        <w:lastRenderedPageBreak/>
+        <w:t>정답</w:t>
+      </w:r>
+    </w:p>
+    <w:p>
+      <w:pPr>
+        <w:pStyle w:val="a6"/>
+        <w:numPr>
+          <w:ilvl w:val="1"/>
+          <w:numId w:val="7"/>
+        </w:numPr>
+        <w:rPr>
+          <w:rFonts w:ascii="Pretendard" w:eastAsia="Pretendard" w:hAnsi="Pretendard"/>
+          <w:sz w:val="24"/>
+        </w:rPr>
+      </w:pPr>
+      <w:r>
+        <w:rPr>
+          <w:rFonts w:ascii="Pretendard" w:eastAsia="Pretendard" w:hAnsi="Pretendard" w:hint="eastAsia"/>
+          <w:sz w:val="24"/>
+        </w:rPr>
+        <w:t>(</w:t>
+      </w:r>
+      <w:r>
+        <w:rPr>
+          <w:rFonts w:ascii="Pretendard" w:eastAsia="Pretendard" w:hAnsi="Pretendard" w:hint="eastAsia"/>
+          <w:sz w:val="24"/>
+        </w:rPr>
+        <w:t>2</w:t>
+      </w:r>
+      <w:r>
+        <w:rPr>
+          <w:rFonts w:ascii="Pretendard" w:eastAsia="Pretendard" w:hAnsi="Pretendard" w:hint="eastAsia"/>
+          <w:sz w:val="24"/>
+        </w:rPr>
+        <w:t>)</w:t>
+      </w:r>
+    </w:p>
+    <w:p>
+      <w:pPr>
+        <w:ind w:firstLine="440"/>
+        <w:rPr>
+          <w:rFonts w:ascii="Pretendard" w:eastAsia="Pretendard" w:hAnsi="Pretendard"/>
+        </w:rPr>
+      </w:pPr>
+      <w:r>
+        <w:rPr>
+          <w:rFonts w:ascii="Pretendard" w:eastAsia="Pretendard" w:hAnsi="Pretendard" w:hint="eastAsia"/>
+        </w:rPr>
+        <w:t>2. 1, 2, 3, 4 네 개의 숫자판을 모두 이용하여 만든 네 자리 자연수 중 짝수의 개수는?</w:t>
+      </w:r>
+    </w:p>
+    <w:p>
+      <w:pPr>
+        <w:ind w:left="440"/>
+        <w:rPr>
+          <w:rFonts w:ascii="Pretendard" w:eastAsia="Pretendard" w:hAnsi="Pretendard"/>
+        </w:rPr>
+      </w:pPr>
+      <w:r>
+        <w:rPr>
+          <w:rFonts w:ascii="Pretendard" w:eastAsia="Pretendard" w:hAnsi="Pretendard" w:hint="eastAsia"/>
+        </w:rPr>
+        <w:t>(1) 10개 (2) 11개 (3) 12개 (4) 13개</w:t>
+      </w:r>
+    </w:p>
+    <w:p>
+      <w:pPr>
+        <w:pStyle w:val="a6"/>
+        <w:numPr>
+          <w:ilvl w:val="0"/>
+          <w:numId w:val="7"/>
+        </w:numPr>
+        <w:rPr>
+          <w:rFonts w:ascii="Pretendard" w:eastAsia="Pretendard" w:hAnsi="Pretendard"/>
+          <w:sz w:val="24"/>
+        </w:rPr>
+      </w:pPr>
+      <w:r>
+        <w:rPr>
+          <w:rFonts w:ascii="Pretendard" w:eastAsia="Pretendard" w:hAnsi="Pretendard" w:hint="eastAsia"/>
+          <w:sz w:val="24"/>
+        </w:rPr>
+        <w:t>풀이과정</w:t>
+      </w:r>
+    </w:p>
+    <w:p>
+      <w:pPr>
+        <w:pStyle w:val="a6"/>
+        <w:numPr>
+          <w:ilvl w:val="1"/>
+          <w:numId w:val="7"/>
+        </w:numPr>
+        <w:rPr>
+          <w:rFonts w:ascii="Pretendard" w:eastAsia="Pretendard" w:hAnsi="Pretendard"/>
+          <w:sz w:val="24"/>
+        </w:rPr>
+      </w:pPr>
+      <w:r>
+        <w:rPr>
+          <w:rFonts w:ascii="Pretendard" w:eastAsia="Pretendard" w:hAnsi="Pretendard" w:hint="eastAsia"/>
+          <w:sz w:val="24"/>
+        </w:rPr>
+        <w:t>일의 자리가 2가 오는 경우</w:t>
+      </w:r>
+    </w:p>
+    <w:p>
+      <w:pPr>
+        <w:pStyle w:val="a6"/>
+        <w:numPr>
+          <w:ilvl w:val="2"/>
+          <w:numId w:val="7"/>
+        </w:numPr>
+        <w:rPr>
+          <w:rFonts w:ascii="Pretendard" w:eastAsia="Pretendard" w:hAnsi="Pretendard"/>
+          <w:sz w:val="24"/>
+        </w:rPr>
+      </w:pPr>
+      <w:r>
+        <w:rPr>
+          <w:rFonts w:ascii="Pretendard" w:eastAsia="Pretendard" w:hAnsi="Pretendard" w:hint="eastAsia"/>
+          <w:sz w:val="24"/>
+        </w:rPr>
+        <w:t xml:space="preserve">남은 숫자 : 1, 3, 4 =&gt; 3! = 3 </w:t>
+      </w:r>
+      <w:r>
+        <w:rPr>
+          <w:rFonts w:ascii="Pretendard" w:eastAsia="Pretendard" w:hAnsi="Pretendard"/>
+          <w:sz w:val="24"/>
+        </w:rPr>
+        <w:t>x 2 x 1 = 6</w:t>
+      </w:r>
+      <w:r>
+        <w:rPr>
+          <w:rFonts w:ascii="Pretendard" w:eastAsia="Pretendard" w:hAnsi="Pretendard" w:hint="eastAsia"/>
+          <w:sz w:val="24"/>
+        </w:rPr>
+        <w:t>가지</w:t>
+      </w:r>
+    </w:p>
+    <w:p>
+      <w:pPr>
+        <w:pStyle w:val="a6"/>
+        <w:numPr>
+          <w:ilvl w:val="1"/>
+          <w:numId w:val="7"/>
+        </w:numPr>
+        <w:rPr>
+          <w:rFonts w:ascii="Pretendard" w:eastAsia="Pretendard" w:hAnsi="Pretendard"/>
+          <w:sz w:val="24"/>
+        </w:rPr>
+      </w:pPr>
+      <w:r>
+        <w:rPr>
+          <w:rFonts w:ascii="Pretendard" w:eastAsia="Pretendard" w:hAnsi="Pretendard" w:hint="eastAsia"/>
+          <w:sz w:val="24"/>
+        </w:rPr>
+        <w:t>일의 자리가 4가 오는 경우</w:t>
+      </w:r>
+    </w:p>
+    <w:p>
+      <w:pPr>
+        <w:pStyle w:val="a6"/>
+        <w:numPr>
+          <w:ilvl w:val="2"/>
+          <w:numId w:val="7"/>
+        </w:numPr>
+        <w:rPr>
+          <w:rFonts w:ascii="Pretendard" w:eastAsia="Pretendard" w:hAnsi="Pretendard"/>
+          <w:sz w:val="24"/>
+        </w:rPr>
+      </w:pPr>
+      <w:r>
+        <w:rPr>
+          <w:rFonts w:ascii="Pretendard" w:eastAsia="Pretendard" w:hAnsi="Pretendard" w:hint="eastAsia"/>
+          <w:sz w:val="24"/>
+        </w:rPr>
+        <w:t>남은 숫자 : 1, 2, 3 =&gt; 3! = 3</w:t>
+      </w:r>
+      <w:r>
+        <w:rPr>
+          <w:rFonts w:ascii="Pretendard" w:eastAsia="Pretendard" w:hAnsi="Pretendard"/>
+          <w:sz w:val="24"/>
+        </w:rPr>
+        <w:t xml:space="preserve"> x 2 x 1 = 6</w:t>
+      </w:r>
+      <w:r>
+        <w:rPr>
+          <w:rFonts w:ascii="Pretendard" w:eastAsia="Pretendard" w:hAnsi="Pretendard" w:hint="eastAsia"/>
+          <w:sz w:val="24"/>
+        </w:rPr>
+        <w:t>가지</w:t>
+      </w:r>
+    </w:p>
+    <w:p>
+      <w:pPr>
+        <w:pStyle w:val="a6"/>
+        <w:numPr>
+          <w:ilvl w:val="1"/>
+          <w:numId w:val="7"/>
+        </w:numPr>
+        <w:rPr>
+          <w:rFonts w:ascii="Pretendard" w:eastAsia="Pretendard" w:hAnsi="Pretendard"/>
+          <w:sz w:val="24"/>
+        </w:rPr>
+      </w:pPr>
+      <w:r>
+        <w:rPr>
+          <w:rFonts w:ascii="Pretendard" w:eastAsia="Pretendard" w:hAnsi="Pretendard" w:hint="eastAsia"/>
+          <w:sz w:val="24"/>
+        </w:rPr>
+        <w:t>따라서 12가지이다.</w:t>
+      </w:r>
+    </w:p>
+    <w:p>
+      <w:pPr>
+        <w:pStyle w:val="a6"/>
+        <w:numPr>
+          <w:ilvl w:val="0"/>
+          <w:numId w:val="7"/>
+        </w:numPr>
+        <w:rPr>
+          <w:rFonts w:ascii="Pretendard" w:eastAsia="Pretendard" w:hAnsi="Pretendard"/>
+          <w:sz w:val="24"/>
+        </w:rPr>
+      </w:pPr>
+      <w:r>
+        <w:rPr>
+          <w:rFonts w:ascii="Pretendard" w:eastAsia="Pretendard" w:hAnsi="Pretendard" w:hint="eastAsia"/>
+          <w:sz w:val="24"/>
+        </w:rPr>
+        <w:t>정답</w:t>
+      </w:r>
+    </w:p>
+    <w:p>
+      <w:pPr>
+        <w:pStyle w:val="a6"/>
+        <w:numPr>
+          <w:ilvl w:val="1"/>
+          <w:numId w:val="7"/>
+        </w:numPr>
+        <w:rPr>
+          <w:rFonts w:ascii="Pretendard" w:eastAsia="Pretendard" w:hAnsi="Pretendard"/>
+          <w:sz w:val="24"/>
+        </w:rPr>
+      </w:pPr>
+      <w:r>
+        <w:rPr>
+          <w:rFonts w:ascii="Pretendard" w:eastAsia="Pretendard" w:hAnsi="Pretendard" w:hint="eastAsia"/>
+          <w:sz w:val="24"/>
+        </w:rPr>
+        <w:t>(3)</w:t>
+      </w:r>
+    </w:p>
+    <w:p>
+      <w:pPr>
+        <w:rPr>
+          <w:rFonts w:ascii="Pretendard" w:eastAsia="Pretendard" w:hAnsi="Pretendard"/>
+        </w:rPr>
+      </w:pPr>
+    </w:p>
+    <w:p>
+      <w:pPr>
+        <w:rPr>
+          <w:rFonts w:ascii="Pretendard" w:eastAsia="Pretendard" w:hAnsi="Pretendard"/>
+          <w:b/>
+          <w:bCs/>
+        </w:rPr>
+      </w:pPr>
+      <w:r>
+        <w:rPr>
+          <w:rFonts w:ascii="Pretendard" w:eastAsia="Pretendard" w:hAnsi="Pretendard" w:hint="eastAsia"/>
+          <w:b/>
+          <w:bCs/>
+        </w:rPr>
+        <w:t xml:space="preserve">Part </w:t>
+      </w:r>
+      <w:r>
+        <w:rPr>
+          <w:rFonts w:ascii="Pretendard" w:eastAsia="Pretendard" w:hAnsi="Pretendard" w:hint="eastAsia"/>
+          <w:b/>
+          <w:bCs/>
+        </w:rPr>
+        <w:t>3</w:t>
+      </w:r>
+      <w:r>
+        <w:rPr>
+          <w:rFonts w:ascii="Pretendard" w:eastAsia="Pretendard" w:hAnsi="Pretendard" w:hint="eastAsia"/>
+          <w:b/>
+          <w:bCs/>
+        </w:rPr>
+        <w:t xml:space="preserve">. </w:t>
+      </w:r>
+      <w:r>
+        <w:rPr>
+          <w:rFonts w:ascii="Pretendard" w:eastAsia="Pretendard" w:hAnsi="Pretendard" w:hint="eastAsia"/>
+          <w:b/>
+          <w:bCs/>
+        </w:rPr>
+        <w:t>주관식</w:t>
+      </w:r>
+      <w:r>
+        <w:rPr>
+          <w:rFonts w:ascii="Pretendard" w:eastAsia="Pretendard" w:hAnsi="Pretendard" w:hint="eastAsia"/>
+          <w:b/>
+          <w:bCs/>
+        </w:rPr>
+        <w:t xml:space="preserve"> 문제</w:t>
+      </w:r>
+    </w:p>
+    <w:p>
+      <w:pPr>
+        <w:ind w:firstLine="440"/>
+        <w:rPr>
+          <w:rFonts w:ascii="Pretendard" w:eastAsia="Pretendard" w:hAnsi="Pretendard"/>
+        </w:rPr>
+      </w:pPr>
+      <w:r>
+        <w:rPr>
+          <w:rFonts w:ascii="Pretendard" w:eastAsia="Pretendard" w:hAnsi="Pretendard" w:hint="eastAsia"/>
+          <w:noProof/>
+          <w14:ligatures w14:val="standardContextual"/>
+        </w:rPr>
+        <w:drawing>
+          <wp:inline distT="0" distB="0" distL="0" distR="0" wp14:anchorId="2385A113" wp14:editId="64C30785">
+            <wp:extent cx="4702629" cy="1093478"/>
+            <wp:effectExtent l="0" t="0" r="0" b="0"/>
+            <wp:docPr id="2127300418" name="그림 15" descr="텍스트, 스크린샷, 폰트, 도표이(가) 표시된 사진&#10;&#10;AI가 생성한 콘텐츠는 부정확할 수 있습니다."/>
+            <wp:cNvGraphicFramePr>
+              <a:graphicFrameLocks xmlns:a="http://schemas.openxmlformats.org/drawingml/2006/main" noChangeAspect="1"/>
+            </wp:cNvGraphicFramePr>
+            <a:graphic xmlns:a="http://schemas.openxmlformats.org/drawingml/2006/main">
+              <a:graphicData uri="http://schemas.openxmlformats.org/drawingml/2006/picture">
+                <pic:pic xmlns:pic="http://schemas.openxmlformats.org/drawingml/2006/picture">
+                  <pic:nvPicPr>
+                    <pic:cNvPr id="2127300418" name="그림 15" descr="텍스트, 스크린샷, 폰트, 도표이(가) 표시된 사진&#10;&#10;AI가 생성한 콘텐츠는 부정확할 수 있습니다."/>
+                    <pic:cNvPicPr/>
+                  </pic:nvPicPr>
+                  <pic:blipFill>
+                    <a:blip r:embed="rId23" cstate="print">
+                      <a:extLst>
+                        <a:ext uri="{28A0092B-C50C-407E-A947-70E740481C1C}">
+                          <a14:useLocalDpi xmlns:a14="http://schemas.microsoft.com/office/drawing/2010/main" val="0"/>
+                        </a:ext>
+                      </a:extLst>
+                    </a:blip>
+                    <a:stretch>
+                      <a:fillRect/>
+                    </a:stretch>
+                  </pic:blipFill>
+                  <pic:spPr>
+                    <a:xfrm>
+                      <a:off x="0" y="0"/>
+                      <a:ext cx="4737222" cy="1101522"/>
+                    </a:xfrm>
+                    <a:prstGeom prst="rect">
+                      <a:avLst/>
+                    </a:prstGeom>
+                  </pic:spPr>
+                </pic:pic>
+              </a:graphicData>
+            </a:graphic>
+          </wp:inline>
+        </w:drawing>
+      </w:r>
+    </w:p>
+    <w:p>
+      <w:pPr>
+        <w:pStyle w:val="a6"/>
+        <w:numPr>
+          <w:ilvl w:val="0"/>
+          <w:numId w:val="7"/>
+        </w:numPr>
+        <w:rPr>
+          <w:rFonts w:ascii="Pretendard" w:eastAsia="Pretendard" w:hAnsi="Pretendard"/>
+          <w:sz w:val="24"/>
+        </w:rPr>
+      </w:pPr>
+      <w:r>
+        <w:rPr>
+          <w:rFonts w:ascii="Pretendard" w:eastAsia="Pretendard" w:hAnsi="Pretendard" w:hint="eastAsia"/>
+          <w:sz w:val="24"/>
+        </w:rPr>
+        <w:t>풀이과정</w:t>
+      </w:r>
+    </w:p>
+    <w:p>
+      <w:pPr>
+        <w:ind w:firstLine="440"/>
+        <w:rPr>
+          <w:rFonts w:ascii="Pretendard" w:eastAsia="Pretendard" w:hAnsi="Pretendard"/>
+        </w:rPr>
+      </w:pPr>
+      <w:r>
+        <w:rPr>
+          <w:rFonts w:ascii="Pretendard" w:eastAsia="Pretendard" w:hAnsi="Pretendard" w:hint="eastAsia"/>
+          <w:noProof/>
+          <w14:ligatures w14:val="standardContextual"/>
+        </w:rPr>
+        <w:drawing>
+          <wp:inline distT="0" distB="0" distL="0" distR="0" wp14:anchorId="5E68C0F6" wp14:editId="6185CAD4">
+            <wp:extent cx="4645479" cy="953681"/>
+            <wp:effectExtent l="0" t="0" r="3175" b="0"/>
+            <wp:docPr id="147992170" name="그림 16" descr="텍스트, 폰트, 라인, 일렉트릭 블루이(가) 표시된 사진&#10;&#10;AI가 생성한 콘텐츠는 부정확할 수 있습니다."/>
+            <wp:cNvGraphicFramePr>
+              <a:graphicFrameLocks xmlns:a="http://schemas.openxmlformats.org/drawingml/2006/main" noChangeAspect="1"/>
+            </wp:cNvGraphicFramePr>
+            <a:graphic xmlns:a="http://schemas.openxmlformats.org/drawingml/2006/main">
+              <a:graphicData uri="http://schemas.openxmlformats.org/drawingml/2006/picture">
+                <pic:pic xmlns:pic="http://schemas.openxmlformats.org/drawingml/2006/picture">
+                  <pic:nvPicPr>
+                    <pic:cNvPr id="147992170" name="그림 16" descr="텍스트, 폰트, 라인, 일렉트릭 블루이(가) 표시된 사진&#10;&#10;AI가 생성한 콘텐츠는 부정확할 수 있습니다."/>
+                    <pic:cNvPicPr/>
+                  </pic:nvPicPr>
+                  <pic:blipFill>
+                    <a:blip r:embed="rId24" cstate="print">
+                      <a:extLst>
+                        <a:ext uri="{28A0092B-C50C-407E-A947-70E740481C1C}">
+                          <a14:useLocalDpi xmlns:a14="http://schemas.microsoft.com/office/drawing/2010/main" val="0"/>
+                        </a:ext>
+                      </a:extLst>
+                    </a:blip>
+                    <a:stretch>
+                      <a:fillRect/>
+                    </a:stretch>
+                  </pic:blipFill>
+                  <pic:spPr>
+                    <a:xfrm>
+                      <a:off x="0" y="0"/>
+                      <a:ext cx="4713543" cy="967654"/>
+                    </a:xfrm>
+                    <a:prstGeom prst="rect">
+                      <a:avLst/>
+                    </a:prstGeom>
+                  </pic:spPr>
+                </pic:pic>
+              </a:graphicData>
+            </a:graphic>
+          </wp:inline>
+        </w:drawing>
+      </w:r>
+    </w:p>
+    <w:p>
+      <w:pPr>
+        <w:pStyle w:val="a6"/>
+        <w:numPr>
+          <w:ilvl w:val="0"/>
+          <w:numId w:val="7"/>
+        </w:numPr>
+        <w:rPr>
+          <w:rFonts w:ascii="Pretendard" w:eastAsia="Pretendard" w:hAnsi="Pretendard"/>
+          <w:sz w:val="24"/>
+        </w:rPr>
+      </w:pPr>
+      <w:r>
+        <w:rPr>
+          <w:rFonts w:ascii="Pretendard" w:eastAsia="Pretendard" w:hAnsi="Pretendard" w:hint="eastAsia"/>
+          <w:sz w:val="24"/>
+        </w:rPr>
+        <w:t>정답</w:t>
+      </w:r>
+    </w:p>
+    <w:p>
+      <w:pPr>
+        <w:pStyle w:val="a6"/>
+        <w:numPr>
+          <w:ilvl w:val="1"/>
+          <w:numId w:val="7"/>
+        </w:numPr>
+        <w:rPr>
+          <w:rFonts w:ascii="Pretendard" w:eastAsia="Pretendard" w:hAnsi="Pretendard"/>
+          <w:sz w:val="24"/>
+        </w:rPr>
+      </w:pPr>
+      <w:r>
+        <w:rPr>
+          <w:rFonts w:ascii="Pretendard" w:eastAsia="Pretendard" w:hAnsi="Pretendard" w:hint="eastAsia"/>
+          <w:sz w:val="24"/>
+        </w:rPr>
+        <w:t xml:space="preserve">(1) = </w:t>
+      </w:r>
+      <w:r>
+        <w:rPr>
+          <w:rFonts w:ascii="Pretendard" w:eastAsia="Pretendard" w:hAnsi="Pretendard"/>
+          <w:sz w:val="24"/>
+        </w:rPr>
+        <w:t>n</w:t>
+      </w:r>
+    </w:p>
+    <w:p>
+      <w:pPr>
+        <w:pStyle w:val="a6"/>
+        <w:numPr>
+          <w:ilvl w:val="1"/>
+          <w:numId w:val="7"/>
+        </w:numPr>
+        <w:rPr>
+          <w:rFonts w:ascii="Pretendard" w:eastAsia="Pretendard" w:hAnsi="Pretendard"/>
+          <w:sz w:val="24"/>
+        </w:rPr>
+      </w:pPr>
+      <w:r>
+        <w:rPr>
+          <w:rFonts w:ascii="Pretendard" w:eastAsia="Pretendard" w:hAnsi="Pretendard" w:hint="eastAsia"/>
+          <w:sz w:val="24"/>
+        </w:rPr>
+        <w:t>(2) = n + 1</w:t>
+      </w:r>
+    </w:p>
+    <w:p>
+      <w:pPr>
+        <w:ind w:firstLine="440"/>
+        <w:rPr>
+          <w:rFonts w:ascii="Pretendard" w:eastAsia="Pretendard" w:hAnsi="Pretendard"/>
+        </w:rPr>
+      </w:pPr>
     </w:p>
     <w:sectPr>
       <w:pgSz w:w="11906" w:h="16838"/>
